--- a/Knowledge/3-Work knowledge/1-Software Engineering/2-General Technologies/9-Databases/5-My Source/1-Intro to Databases/4-SQL and NoSQL.docx
+++ b/Knowledge/3-Work knowledge/1-Software Engineering/2-General Technologies/9-Databases/5-My Source/1-Intro to Databases/4-SQL and NoSQL.docx
@@ -9,6 +9,9 @@
       <w:bookmarkStart w:id="0" w:name="_362zsbpvyj3i" w:colFirst="0" w:colLast="0"/>
       <w:bookmarkEnd w:id="0"/>
       <w:r>
+        <w:rPr>
+          <w:rFonts w:ascii="Arial" w:hAnsi="Arial" w:eastAsia="Arial"/>
+        </w:rPr>
         <w:t>SQL and NoSQL</w:t>
       </w:r>
     </w:p>
@@ -23,7 +26,7 @@
       <w:bookmarkEnd w:id="1"/>
       <w:r>
         <w:rPr>
-          <w:rFonts w:ascii="Arial Unicode MS" w:eastAsia="Arial Unicode MS" w:hAnsi="Arial Unicode MS" w:cs="Arial Unicode MS"/>
+          <w:rFonts w:ascii="Arial" w:eastAsia="Arial" w:hAnsi="Arial" w:cs="Arial Unicode MS"/>
         </w:rPr>
         <w:t>1-✅ What is SQL?</w:t>
       </w:r>
@@ -34,6 +37,7 @@
       </w:pPr>
       <w:r>
         <w:rPr>
+          <w:rFonts w:ascii="Arial" w:hAnsi="Arial" w:eastAsia="Arial"/>
           <w:b/>
           <w:color w:val="000000"/>
           <w:sz w:val="18"/>
@@ -43,6 +47,7 @@
       </w:r>
       <w:r>
         <w:rPr>
+          <w:rFonts w:ascii="Arial" w:hAnsi="Arial" w:eastAsia="Arial"/>
           <w:color w:val="000000"/>
           <w:sz w:val="18"/>
           <w:highlight w:val="lightGray"/>
@@ -51,6 +56,7 @@
       </w:r>
       <w:r>
         <w:rPr>
+          <w:rFonts w:ascii="Arial" w:hAnsi="Arial" w:eastAsia="Arial"/>
           <w:b/>
           <w:color w:val="000000"/>
           <w:sz w:val="18"/>
@@ -60,6 +66,7 @@
       </w:r>
       <w:r>
         <w:rPr>
+          <w:rFonts w:ascii="Arial" w:hAnsi="Arial" w:eastAsia="Arial"/>
           <w:color w:val="000000"/>
           <w:sz w:val="18"/>
           <w:highlight w:val="lightGray"/>
@@ -68,6 +75,7 @@
       </w:r>
       <w:r>
         <w:rPr>
+          <w:rFonts w:ascii="Arial" w:hAnsi="Arial" w:eastAsia="Arial"/>
           <w:b/>
           <w:color w:val="000000"/>
           <w:sz w:val="18"/>
@@ -77,6 +85,7 @@
       </w:r>
       <w:r>
         <w:rPr>
+          <w:rFonts w:ascii="Arial" w:hAnsi="Arial" w:eastAsia="Arial"/>
           <w:color w:val="000000"/>
           <w:sz w:val="18"/>
           <w:highlight w:val="lightGray"/>
@@ -141,6 +150,9 @@
       <w:bookmarkStart w:id="2" w:name="_k1d5zsslmt48" w:colFirst="0" w:colLast="0"/>
       <w:bookmarkEnd w:id="2"/>
       <w:r>
+        <w:rPr>
+          <w:rFonts w:ascii="Arial" w:hAnsi="Arial" w:eastAsia="Arial"/>
+        </w:rPr>
         <w:t>🔹 Key Features:</w:t>
       </w:r>
     </w:p>
@@ -150,6 +162,7 @@
       </w:pPr>
       <w:r>
         <w:rPr>
+          <w:rFonts w:ascii="Arial" w:hAnsi="Arial" w:eastAsia="Arial"/>
           <w:b/>
           <w:color w:val="000000"/>
           <w:sz w:val="18"/>
@@ -159,6 +172,7 @@
       </w:r>
       <w:r>
         <w:rPr>
+          <w:rFonts w:ascii="Arial" w:hAnsi="Arial" w:eastAsia="Arial"/>
           <w:color w:val="000000"/>
           <w:sz w:val="18"/>
           <w:highlight w:val="lightGray"/>
@@ -167,6 +181,7 @@
       </w:r>
       <w:r>
         <w:rPr>
+          <w:rFonts w:ascii="Arial" w:hAnsi="Arial" w:eastAsia="Arial"/>
           <w:b/>
           <w:color w:val="000000"/>
           <w:sz w:val="18"/>
@@ -176,6 +191,7 @@
       </w:r>
       <w:r>
         <w:rPr>
+          <w:rFonts w:ascii="Arial" w:hAnsi="Arial" w:eastAsia="Arial"/>
           <w:color w:val="000000"/>
           <w:sz w:val="18"/>
           <w:highlight w:val="lightGray"/>
@@ -184,6 +200,7 @@
       </w:r>
       <w:r>
         <w:rPr>
+          <w:rFonts w:ascii="Arial" w:hAnsi="Arial" w:eastAsia="Arial"/>
           <w:b/>
           <w:color w:val="000000"/>
           <w:sz w:val="18"/>
@@ -193,6 +210,7 @@
       </w:r>
       <w:r>
         <w:rPr>
+          <w:rFonts w:ascii="Arial" w:hAnsi="Arial" w:eastAsia="Arial"/>
           <w:color w:val="000000"/>
           <w:sz w:val="18"/>
           <w:highlight w:val="lightGray"/>
@@ -354,6 +372,9 @@
       <w:bookmarkStart w:id="3" w:name="_4szn2dpk438h" w:colFirst="0" w:colLast="0"/>
       <w:bookmarkEnd w:id="3"/>
       <w:r>
+        <w:rPr>
+          <w:rFonts w:ascii="Arial" w:hAnsi="Arial" w:eastAsia="Arial"/>
+        </w:rPr>
         <w:t>🧱 Examples of SQL Databases:</w:t>
       </w:r>
     </w:p>
@@ -363,6 +384,7 @@
       </w:pPr>
       <w:r>
         <w:rPr>
+          <w:rFonts w:ascii="Arial" w:hAnsi="Arial" w:eastAsia="Arial"/>
           <w:b/>
           <w:color w:val="000000"/>
           <w:sz w:val="18"/>
@@ -372,6 +394,7 @@
       </w:r>
       <w:r>
         <w:rPr>
+          <w:rFonts w:ascii="Arial" w:hAnsi="Arial" w:eastAsia="Arial"/>
           <w:color w:val="000000"/>
           <w:sz w:val="18"/>
           <w:highlight w:val="lightGray"/>
@@ -380,6 +403,7 @@
       </w:r>
       <w:r>
         <w:rPr>
+          <w:rFonts w:ascii="Arial" w:hAnsi="Arial" w:eastAsia="Arial"/>
           <w:b/>
           <w:color w:val="000000"/>
           <w:sz w:val="18"/>
@@ -389,6 +413,7 @@
       </w:r>
       <w:r>
         <w:rPr>
+          <w:rFonts w:ascii="Arial" w:hAnsi="Arial" w:eastAsia="Arial"/>
           <w:color w:val="000000"/>
           <w:sz w:val="18"/>
           <w:highlight w:val="lightGray"/>
@@ -397,6 +422,7 @@
       </w:r>
       <w:r>
         <w:rPr>
+          <w:rFonts w:ascii="Arial" w:hAnsi="Arial" w:eastAsia="Arial"/>
           <w:b/>
           <w:color w:val="000000"/>
           <w:sz w:val="18"/>
@@ -406,6 +432,7 @@
       </w:r>
       <w:r>
         <w:rPr>
+          <w:rFonts w:ascii="Arial" w:hAnsi="Arial" w:eastAsia="Arial"/>
           <w:color w:val="000000"/>
           <w:sz w:val="18"/>
           <w:highlight w:val="lightGray"/>
@@ -528,6 +555,9 @@
       <w:bookmarkStart w:id="4" w:name="_e5ip7hjopoky" w:colFirst="0" w:colLast="0"/>
       <w:bookmarkEnd w:id="4"/>
       <w:r>
+        <w:rPr>
+          <w:rFonts w:ascii="Arial" w:hAnsi="Arial" w:eastAsia="Arial"/>
+        </w:rPr>
         <w:t>📝 Common SQL Commands:</w:t>
       </w:r>
     </w:p>
@@ -537,6 +567,7 @@
       </w:pPr>
       <w:r>
         <w:rPr>
+          <w:rFonts w:ascii="Arial" w:hAnsi="Arial" w:eastAsia="Arial"/>
           <w:b/>
           <w:color w:val="000000"/>
           <w:sz w:val="18"/>
@@ -546,6 +577,7 @@
       </w:r>
       <w:r>
         <w:rPr>
+          <w:rFonts w:ascii="Arial" w:hAnsi="Arial" w:eastAsia="Arial"/>
           <w:color w:val="000000"/>
           <w:sz w:val="18"/>
           <w:highlight w:val="lightGray"/>
@@ -554,6 +586,7 @@
       </w:r>
       <w:r>
         <w:rPr>
+          <w:rFonts w:ascii="Arial" w:hAnsi="Arial" w:eastAsia="Arial"/>
           <w:b/>
           <w:color w:val="000000"/>
           <w:sz w:val="18"/>
@@ -563,6 +596,7 @@
       </w:r>
       <w:r>
         <w:rPr>
+          <w:rFonts w:ascii="Arial" w:hAnsi="Arial" w:eastAsia="Arial"/>
           <w:color w:val="000000"/>
           <w:sz w:val="18"/>
           <w:highlight w:val="lightGray"/>
@@ -571,6 +605,7 @@
       </w:r>
       <w:r>
         <w:rPr>
+          <w:rFonts w:ascii="Arial" w:hAnsi="Arial" w:eastAsia="Arial"/>
           <w:b/>
           <w:color w:val="000000"/>
           <w:sz w:val="18"/>
@@ -580,6 +615,7 @@
       </w:r>
       <w:r>
         <w:rPr>
+          <w:rFonts w:ascii="Arial" w:hAnsi="Arial" w:eastAsia="Arial"/>
           <w:color w:val="000000"/>
           <w:sz w:val="18"/>
           <w:highlight w:val="lightGray"/>
@@ -590,6 +626,7 @@
     <w:p>
       <w:r>
         <w:rPr>
+          <w:rFonts w:ascii="Arial" w:hAnsi="Arial" w:eastAsia="Arial"/>
           <w:noProof/>
         </w:rPr>
         <w:drawing>
@@ -683,7 +720,7 @@
       <w:bookmarkEnd w:id="5"/>
       <w:r>
         <w:rPr>
-          <w:rFonts w:ascii="Arial Unicode MS" w:eastAsia="Arial Unicode MS" w:hAnsi="Arial Unicode MS" w:cs="Arial Unicode MS"/>
+          <w:rFonts w:ascii="Arial" w:eastAsia="Arial" w:hAnsi="Arial" w:cs="Arial Unicode MS"/>
         </w:rPr>
         <w:t>2-✅ What is NoSQL?</w:t>
       </w:r>
@@ -694,6 +731,7 @@
       </w:pPr>
       <w:r>
         <w:rPr>
+          <w:rFonts w:ascii="Arial" w:hAnsi="Arial" w:eastAsia="Arial"/>
           <w:b/>
           <w:color w:val="000000"/>
           <w:sz w:val="18"/>
@@ -703,6 +741,7 @@
       </w:r>
       <w:r>
         <w:rPr>
+          <w:rFonts w:ascii="Arial" w:hAnsi="Arial" w:eastAsia="Arial"/>
           <w:color w:val="000000"/>
           <w:sz w:val="18"/>
           <w:highlight w:val="lightGray"/>
@@ -711,6 +750,7 @@
       </w:r>
       <w:r>
         <w:rPr>
+          <w:rFonts w:ascii="Arial" w:hAnsi="Arial" w:eastAsia="Arial"/>
           <w:b/>
           <w:color w:val="000000"/>
           <w:sz w:val="18"/>
@@ -720,6 +760,7 @@
       </w:r>
       <w:r>
         <w:rPr>
+          <w:rFonts w:ascii="Arial" w:hAnsi="Arial" w:eastAsia="Arial"/>
           <w:color w:val="000000"/>
           <w:sz w:val="18"/>
           <w:highlight w:val="lightGray"/>
@@ -728,6 +769,7 @@
       </w:r>
       <w:r>
         <w:rPr>
+          <w:rFonts w:ascii="Arial" w:hAnsi="Arial" w:eastAsia="Arial"/>
           <w:b/>
           <w:color w:val="000000"/>
           <w:sz w:val="18"/>
@@ -737,6 +779,7 @@
       </w:r>
       <w:r>
         <w:rPr>
+          <w:rFonts w:ascii="Arial" w:hAnsi="Arial" w:eastAsia="Arial"/>
           <w:color w:val="000000"/>
           <w:sz w:val="18"/>
           <w:highlight w:val="lightGray"/>
@@ -801,6 +844,9 @@
       <w:bookmarkStart w:id="6" w:name="_s9iesw9naxhu" w:colFirst="0" w:colLast="0"/>
       <w:bookmarkEnd w:id="6"/>
       <w:r>
+        <w:rPr>
+          <w:rFonts w:ascii="Arial" w:hAnsi="Arial" w:eastAsia="Arial"/>
+        </w:rPr>
         <w:t>🔹 Key Features:</w:t>
       </w:r>
     </w:p>
@@ -810,6 +856,7 @@
       </w:pPr>
       <w:r>
         <w:rPr>
+          <w:rFonts w:ascii="Arial" w:hAnsi="Arial" w:eastAsia="Arial"/>
           <w:b/>
           <w:color w:val="000000"/>
           <w:sz w:val="18"/>
@@ -819,6 +866,7 @@
       </w:r>
       <w:r>
         <w:rPr>
+          <w:rFonts w:ascii="Arial" w:hAnsi="Arial" w:eastAsia="Arial"/>
           <w:color w:val="000000"/>
           <w:sz w:val="18"/>
           <w:highlight w:val="lightGray"/>
@@ -827,6 +875,7 @@
       </w:r>
       <w:r>
         <w:rPr>
+          <w:rFonts w:ascii="Arial" w:hAnsi="Arial" w:eastAsia="Arial"/>
           <w:b/>
           <w:color w:val="000000"/>
           <w:sz w:val="18"/>
@@ -836,6 +885,7 @@
       </w:r>
       <w:r>
         <w:rPr>
+          <w:rFonts w:ascii="Arial" w:hAnsi="Arial" w:eastAsia="Arial"/>
           <w:color w:val="000000"/>
           <w:sz w:val="18"/>
           <w:highlight w:val="lightGray"/>
@@ -844,6 +894,7 @@
       </w:r>
       <w:r>
         <w:rPr>
+          <w:rFonts w:ascii="Arial" w:hAnsi="Arial" w:eastAsia="Arial"/>
           <w:b/>
           <w:color w:val="000000"/>
           <w:sz w:val="18"/>
@@ -853,6 +904,7 @@
       </w:r>
       <w:r>
         <w:rPr>
+          <w:rFonts w:ascii="Arial" w:hAnsi="Arial" w:eastAsia="Arial"/>
           <w:color w:val="000000"/>
           <w:sz w:val="18"/>
           <w:highlight w:val="lightGray"/>
@@ -1052,6 +1104,9 @@
       <w:bookmarkStart w:id="7" w:name="_54hrq1n6184" w:colFirst="0" w:colLast="0"/>
       <w:bookmarkEnd w:id="7"/>
       <w:r>
+        <w:rPr>
+          <w:rFonts w:ascii="Arial" w:hAnsi="Arial" w:eastAsia="Arial"/>
+        </w:rPr>
         <w:t>🧰 Types of NoSQL Databases:</w:t>
       </w:r>
     </w:p>
@@ -1061,6 +1116,7 @@
       </w:pPr>
       <w:r>
         <w:rPr>
+          <w:rFonts w:ascii="Arial" w:hAnsi="Arial" w:eastAsia="Arial"/>
           <w:b/>
           <w:color w:val="000000"/>
           <w:sz w:val="18"/>
@@ -1070,6 +1126,7 @@
       </w:r>
       <w:r>
         <w:rPr>
+          <w:rFonts w:ascii="Arial" w:hAnsi="Arial" w:eastAsia="Arial"/>
           <w:color w:val="000000"/>
           <w:sz w:val="18"/>
           <w:highlight w:val="lightGray"/>
@@ -1078,6 +1135,7 @@
       </w:r>
       <w:r>
         <w:rPr>
+          <w:rFonts w:ascii="Arial" w:hAnsi="Arial" w:eastAsia="Arial"/>
           <w:b/>
           <w:color w:val="000000"/>
           <w:sz w:val="18"/>
@@ -1087,6 +1145,7 @@
       </w:r>
       <w:r>
         <w:rPr>
+          <w:rFonts w:ascii="Arial" w:hAnsi="Arial" w:eastAsia="Arial"/>
           <w:color w:val="000000"/>
           <w:sz w:val="18"/>
           <w:highlight w:val="lightGray"/>
@@ -1095,6 +1154,7 @@
       </w:r>
       <w:r>
         <w:rPr>
+          <w:rFonts w:ascii="Arial" w:hAnsi="Arial" w:eastAsia="Arial"/>
           <w:b/>
           <w:color w:val="000000"/>
           <w:sz w:val="18"/>
@@ -1104,6 +1164,7 @@
       </w:r>
       <w:r>
         <w:rPr>
+          <w:rFonts w:ascii="Arial" w:hAnsi="Arial" w:eastAsia="Arial"/>
           <w:color w:val="000000"/>
           <w:sz w:val="18"/>
           <w:highlight w:val="lightGray"/>
@@ -1350,6 +1411,9 @@
       <w:bookmarkStart w:id="8" w:name="_5l0nrol1tq8z" w:colFirst="0" w:colLast="0"/>
       <w:bookmarkEnd w:id="8"/>
       <w:r>
+        <w:rPr>
+          <w:rFonts w:ascii="Arial" w:hAnsi="Arial" w:eastAsia="Arial"/>
+        </w:rPr>
         <w:t>🗂️ 1. Document-Based Databases</w:t>
       </w:r>
     </w:p>
@@ -1359,6 +1423,7 @@
       </w:pPr>
       <w:r>
         <w:rPr>
+          <w:rFonts w:ascii="Arial" w:hAnsi="Arial" w:eastAsia="Arial"/>
           <w:b/>
           <w:color w:val="000000"/>
           <w:sz w:val="18"/>
@@ -1368,6 +1433,7 @@
       </w:r>
       <w:r>
         <w:rPr>
+          <w:rFonts w:ascii="Arial" w:hAnsi="Arial" w:eastAsia="Arial"/>
           <w:color w:val="000000"/>
           <w:sz w:val="18"/>
           <w:highlight w:val="lightGray"/>
@@ -1376,6 +1442,7 @@
       </w:r>
       <w:r>
         <w:rPr>
+          <w:rFonts w:ascii="Arial" w:hAnsi="Arial" w:eastAsia="Arial"/>
           <w:b/>
           <w:color w:val="000000"/>
           <w:sz w:val="18"/>
@@ -1385,6 +1452,7 @@
       </w:r>
       <w:r>
         <w:rPr>
+          <w:rFonts w:ascii="Arial" w:hAnsi="Arial" w:eastAsia="Arial"/>
           <w:color w:val="000000"/>
           <w:sz w:val="18"/>
           <w:highlight w:val="lightGray"/>
@@ -1393,6 +1461,7 @@
       </w:r>
       <w:r>
         <w:rPr>
+          <w:rFonts w:ascii="Arial" w:hAnsi="Arial" w:eastAsia="Arial"/>
           <w:b/>
           <w:color w:val="000000"/>
           <w:sz w:val="18"/>
@@ -1402,6 +1471,7 @@
       </w:r>
       <w:r>
         <w:rPr>
+          <w:rFonts w:ascii="Arial" w:hAnsi="Arial" w:eastAsia="Arial"/>
           <w:color w:val="000000"/>
           <w:sz w:val="18"/>
           <w:highlight w:val="lightGray"/>
@@ -1443,6 +1513,9 @@
       <w:bookmarkStart w:id="9" w:name="_h5tamyv6jh6b" w:colFirst="0" w:colLast="0"/>
       <w:bookmarkEnd w:id="9"/>
       <w:r>
+        <w:rPr>
+          <w:rFonts w:ascii="Arial" w:hAnsi="Arial" w:eastAsia="Arial"/>
+        </w:rPr>
         <w:t>🔸 Description:</w:t>
       </w:r>
     </w:p>
@@ -1452,6 +1525,7 @@
       </w:pPr>
       <w:r>
         <w:rPr>
+          <w:rFonts w:ascii="Arial" w:hAnsi="Arial" w:eastAsia="Arial"/>
           <w:b/>
           <w:color w:val="000000"/>
           <w:sz w:val="18"/>
@@ -1461,6 +1535,7 @@
       </w:r>
       <w:r>
         <w:rPr>
+          <w:rFonts w:ascii="Arial" w:hAnsi="Arial" w:eastAsia="Arial"/>
           <w:color w:val="000000"/>
           <w:sz w:val="18"/>
           <w:highlight w:val="lightGray"/>
@@ -1469,6 +1544,7 @@
       </w:r>
       <w:r>
         <w:rPr>
+          <w:rFonts w:ascii="Arial" w:hAnsi="Arial" w:eastAsia="Arial"/>
           <w:b/>
           <w:color w:val="000000"/>
           <w:sz w:val="18"/>
@@ -1478,6 +1554,7 @@
       </w:r>
       <w:r>
         <w:rPr>
+          <w:rFonts w:ascii="Arial" w:hAnsi="Arial" w:eastAsia="Arial"/>
           <w:color w:val="000000"/>
           <w:sz w:val="18"/>
           <w:highlight w:val="lightGray"/>
@@ -1486,6 +1563,7 @@
       </w:r>
       <w:r>
         <w:rPr>
+          <w:rFonts w:ascii="Arial" w:hAnsi="Arial" w:eastAsia="Arial"/>
           <w:b/>
           <w:color w:val="000000"/>
           <w:sz w:val="18"/>
@@ -1495,6 +1573,7 @@
       </w:r>
       <w:r>
         <w:rPr>
+          <w:rFonts w:ascii="Arial" w:hAnsi="Arial" w:eastAsia="Arial"/>
           <w:color w:val="000000"/>
           <w:sz w:val="18"/>
           <w:highlight w:val="lightGray"/>
@@ -1593,6 +1672,9 @@
       <w:bookmarkStart w:id="10" w:name="_tv6tuaxw7xbw" w:colFirst="0" w:colLast="0"/>
       <w:bookmarkEnd w:id="10"/>
       <w:r>
+        <w:rPr>
+          <w:rFonts w:ascii="Arial" w:hAnsi="Arial" w:eastAsia="Arial"/>
+        </w:rPr>
         <w:t>📌 Features:</w:t>
       </w:r>
     </w:p>
@@ -1602,6 +1684,7 @@
       </w:pPr>
       <w:r>
         <w:rPr>
+          <w:rFonts w:ascii="Arial" w:hAnsi="Arial" w:eastAsia="Arial"/>
           <w:b/>
           <w:color w:val="000000"/>
           <w:sz w:val="18"/>
@@ -1611,6 +1694,7 @@
       </w:r>
       <w:r>
         <w:rPr>
+          <w:rFonts w:ascii="Arial" w:hAnsi="Arial" w:eastAsia="Arial"/>
           <w:color w:val="000000"/>
           <w:sz w:val="18"/>
           <w:highlight w:val="lightGray"/>
@@ -1619,6 +1703,7 @@
       </w:r>
       <w:r>
         <w:rPr>
+          <w:rFonts w:ascii="Arial" w:hAnsi="Arial" w:eastAsia="Arial"/>
           <w:b/>
           <w:color w:val="000000"/>
           <w:sz w:val="18"/>
@@ -1628,6 +1713,7 @@
       </w:r>
       <w:r>
         <w:rPr>
+          <w:rFonts w:ascii="Arial" w:hAnsi="Arial" w:eastAsia="Arial"/>
           <w:color w:val="000000"/>
           <w:sz w:val="18"/>
           <w:highlight w:val="lightGray"/>
@@ -1636,6 +1722,7 @@
       </w:r>
       <w:r>
         <w:rPr>
+          <w:rFonts w:ascii="Arial" w:hAnsi="Arial" w:eastAsia="Arial"/>
           <w:b/>
           <w:color w:val="000000"/>
           <w:sz w:val="18"/>
@@ -1645,6 +1732,7 @@
       </w:r>
       <w:r>
         <w:rPr>
+          <w:rFonts w:ascii="Arial" w:hAnsi="Arial" w:eastAsia="Arial"/>
           <w:color w:val="000000"/>
           <w:sz w:val="18"/>
           <w:highlight w:val="lightGray"/>
@@ -1774,6 +1862,9 @@
       <w:bookmarkStart w:id="11" w:name="_prukrgv8k9h4" w:colFirst="0" w:colLast="0"/>
       <w:bookmarkEnd w:id="11"/>
       <w:r>
+        <w:rPr>
+          <w:rFonts w:ascii="Arial" w:hAnsi="Arial" w:eastAsia="Arial"/>
+        </w:rPr>
         <w:t>🔧 Common Use Cases:</w:t>
       </w:r>
     </w:p>
@@ -1783,6 +1874,7 @@
       </w:pPr>
       <w:r>
         <w:rPr>
+          <w:rFonts w:ascii="Arial" w:hAnsi="Arial" w:eastAsia="Arial"/>
           <w:b/>
           <w:color w:val="000000"/>
           <w:sz w:val="18"/>
@@ -1792,6 +1884,7 @@
       </w:r>
       <w:r>
         <w:rPr>
+          <w:rFonts w:ascii="Arial" w:hAnsi="Arial" w:eastAsia="Arial"/>
           <w:color w:val="000000"/>
           <w:sz w:val="18"/>
           <w:highlight w:val="lightGray"/>
@@ -1800,6 +1893,7 @@
       </w:r>
       <w:r>
         <w:rPr>
+          <w:rFonts w:ascii="Arial" w:hAnsi="Arial" w:eastAsia="Arial"/>
           <w:b/>
           <w:color w:val="000000"/>
           <w:sz w:val="18"/>
@@ -1809,6 +1903,7 @@
       </w:r>
       <w:r>
         <w:rPr>
+          <w:rFonts w:ascii="Arial" w:hAnsi="Arial" w:eastAsia="Arial"/>
           <w:color w:val="000000"/>
           <w:sz w:val="18"/>
           <w:highlight w:val="lightGray"/>
@@ -1817,6 +1912,7 @@
       </w:r>
       <w:r>
         <w:rPr>
+          <w:rFonts w:ascii="Arial" w:hAnsi="Arial" w:eastAsia="Arial"/>
           <w:b/>
           <w:color w:val="000000"/>
           <w:sz w:val="18"/>
@@ -1826,6 +1922,7 @@
       </w:r>
       <w:r>
         <w:rPr>
+          <w:rFonts w:ascii="Arial" w:hAnsi="Arial" w:eastAsia="Arial"/>
           <w:color w:val="000000"/>
           <w:sz w:val="18"/>
           <w:highlight w:val="lightGray"/>
@@ -1905,6 +2002,9 @@
       <w:bookmarkStart w:id="12" w:name="_hgl5gbqtvz4c" w:colFirst="0" w:colLast="0"/>
       <w:bookmarkEnd w:id="12"/>
       <w:r>
+        <w:rPr>
+          <w:rFonts w:ascii="Arial" w:hAnsi="Arial" w:eastAsia="Arial"/>
+        </w:rPr>
         <w:t>🌟 Examples:</w:t>
       </w:r>
     </w:p>
@@ -1919,7 +2019,7 @@
       <w:bookmarkEnd w:id="13"/>
       <w:r>
         <w:rPr>
-          <w:rFonts w:ascii="Arial Unicode MS" w:eastAsia="Arial Unicode MS" w:hAnsi="Arial Unicode MS" w:cs="Arial Unicode MS"/>
+          <w:rFonts w:ascii="Arial" w:eastAsia="Arial" w:hAnsi="Arial" w:cs="Arial Unicode MS"/>
         </w:rPr>
         <w:t>✅ MongoDB:</w:t>
       </w:r>
@@ -1930,6 +2030,7 @@
       </w:pPr>
       <w:r>
         <w:rPr>
+          <w:rFonts w:ascii="Arial" w:hAnsi="Arial" w:eastAsia="Arial"/>
           <w:b/>
           <w:color w:val="000000"/>
           <w:sz w:val="18"/>
@@ -1939,6 +2040,7 @@
       </w:r>
       <w:r>
         <w:rPr>
+          <w:rFonts w:ascii="Arial" w:hAnsi="Arial" w:eastAsia="Arial"/>
           <w:color w:val="000000"/>
           <w:sz w:val="18"/>
           <w:highlight w:val="lightGray"/>
@@ -1947,6 +2049,7 @@
       </w:r>
       <w:r>
         <w:rPr>
+          <w:rFonts w:ascii="Arial" w:hAnsi="Arial" w:eastAsia="Arial"/>
           <w:b/>
           <w:color w:val="000000"/>
           <w:sz w:val="18"/>
@@ -1956,6 +2059,7 @@
       </w:r>
       <w:r>
         <w:rPr>
+          <w:rFonts w:ascii="Arial" w:hAnsi="Arial" w:eastAsia="Arial"/>
           <w:color w:val="000000"/>
           <w:sz w:val="18"/>
           <w:highlight w:val="lightGray"/>
@@ -1964,6 +2068,7 @@
       </w:r>
       <w:r>
         <w:rPr>
+          <w:rFonts w:ascii="Arial" w:hAnsi="Arial" w:eastAsia="Arial"/>
           <w:b/>
           <w:color w:val="000000"/>
           <w:sz w:val="18"/>
@@ -1973,6 +2078,7 @@
       </w:r>
       <w:r>
         <w:rPr>
+          <w:rFonts w:ascii="Arial" w:hAnsi="Arial" w:eastAsia="Arial"/>
           <w:color w:val="000000"/>
           <w:sz w:val="18"/>
           <w:highlight w:val="lightGray"/>
@@ -2091,6 +2197,7 @@
       </w:pPr>
       <w:r>
         <w:rPr>
+          <w:rFonts w:ascii="Arial" w:hAnsi="Arial" w:eastAsia="Arial"/>
           <w:b/>
           <w:bCs/>
           <w:noProof/>
@@ -2216,7 +2323,7 @@
       <w:bookmarkEnd w:id="14"/>
       <w:r>
         <w:rPr>
-          <w:rFonts w:ascii="Arial Unicode MS" w:eastAsia="Arial Unicode MS" w:hAnsi="Arial Unicode MS" w:cs="Arial Unicode MS"/>
+          <w:rFonts w:ascii="Arial" w:eastAsia="Arial" w:hAnsi="Arial" w:cs="Arial Unicode MS"/>
         </w:rPr>
         <w:t>✅ CouchDB:</w:t>
       </w:r>
@@ -2227,6 +2334,7 @@
       </w:pPr>
       <w:r>
         <w:rPr>
+          <w:rFonts w:ascii="Arial" w:hAnsi="Arial" w:eastAsia="Arial"/>
           <w:b/>
           <w:color w:val="000000"/>
           <w:sz w:val="18"/>
@@ -2236,6 +2344,7 @@
       </w:r>
       <w:r>
         <w:rPr>
+          <w:rFonts w:ascii="Arial" w:hAnsi="Arial" w:eastAsia="Arial"/>
           <w:color w:val="000000"/>
           <w:sz w:val="18"/>
           <w:highlight w:val="lightGray"/>
@@ -2244,6 +2353,7 @@
       </w:r>
       <w:r>
         <w:rPr>
+          <w:rFonts w:ascii="Arial" w:hAnsi="Arial" w:eastAsia="Arial"/>
           <w:b/>
           <w:color w:val="000000"/>
           <w:sz w:val="18"/>
@@ -2253,6 +2363,7 @@
       </w:r>
       <w:r>
         <w:rPr>
+          <w:rFonts w:ascii="Arial" w:hAnsi="Arial" w:eastAsia="Arial"/>
           <w:color w:val="000000"/>
           <w:sz w:val="18"/>
           <w:highlight w:val="lightGray"/>
@@ -2261,6 +2372,7 @@
       </w:r>
       <w:r>
         <w:rPr>
+          <w:rFonts w:ascii="Arial" w:hAnsi="Arial" w:eastAsia="Arial"/>
           <w:b/>
           <w:color w:val="000000"/>
           <w:sz w:val="18"/>
@@ -2270,6 +2382,7 @@
       </w:r>
       <w:r>
         <w:rPr>
+          <w:rFonts w:ascii="Arial" w:hAnsi="Arial" w:eastAsia="Arial"/>
           <w:color w:val="000000"/>
           <w:sz w:val="18"/>
           <w:highlight w:val="lightGray"/>
@@ -2369,6 +2482,9 @@
       <w:bookmarkStart w:id="15" w:name="_ghobvxqdlnlu" w:colFirst="0" w:colLast="0"/>
       <w:bookmarkEnd w:id="15"/>
       <w:r>
+        <w:rPr>
+          <w:rFonts w:ascii="Arial" w:hAnsi="Arial" w:eastAsia="Arial"/>
+        </w:rPr>
         <w:t>🔑 2. Key-Value Stores</w:t>
       </w:r>
     </w:p>
@@ -2378,6 +2494,7 @@
       </w:pPr>
       <w:r>
         <w:rPr>
+          <w:rFonts w:ascii="Arial" w:hAnsi="Arial" w:eastAsia="Arial"/>
           <w:b/>
           <w:color w:val="000000"/>
           <w:sz w:val="18"/>
@@ -2387,6 +2504,7 @@
       </w:r>
       <w:r>
         <w:rPr>
+          <w:rFonts w:ascii="Arial" w:hAnsi="Arial" w:eastAsia="Arial"/>
           <w:color w:val="000000"/>
           <w:sz w:val="18"/>
           <w:highlight w:val="lightGray"/>
@@ -2395,6 +2513,7 @@
       </w:r>
       <w:r>
         <w:rPr>
+          <w:rFonts w:ascii="Arial" w:hAnsi="Arial" w:eastAsia="Arial"/>
           <w:b/>
           <w:color w:val="000000"/>
           <w:sz w:val="18"/>
@@ -2404,6 +2523,7 @@
       </w:r>
       <w:r>
         <w:rPr>
+          <w:rFonts w:ascii="Arial" w:hAnsi="Arial" w:eastAsia="Arial"/>
           <w:color w:val="000000"/>
           <w:sz w:val="18"/>
           <w:highlight w:val="lightGray"/>
@@ -2412,6 +2532,7 @@
       </w:r>
       <w:r>
         <w:rPr>
+          <w:rFonts w:ascii="Arial" w:hAnsi="Arial" w:eastAsia="Arial"/>
           <w:b/>
           <w:color w:val="000000"/>
           <w:sz w:val="18"/>
@@ -2421,6 +2542,7 @@
       </w:r>
       <w:r>
         <w:rPr>
+          <w:rFonts w:ascii="Arial" w:hAnsi="Arial" w:eastAsia="Arial"/>
           <w:color w:val="000000"/>
           <w:sz w:val="18"/>
           <w:highlight w:val="lightGray"/>
@@ -2461,6 +2583,9 @@
       <w:bookmarkStart w:id="16" w:name="_6dn9zuwxdpc" w:colFirst="0" w:colLast="0"/>
       <w:bookmarkEnd w:id="16"/>
       <w:r>
+        <w:rPr>
+          <w:rFonts w:ascii="Arial" w:hAnsi="Arial" w:eastAsia="Arial"/>
+        </w:rPr>
         <w:t>🔸 Description:</w:t>
       </w:r>
     </w:p>
@@ -2470,6 +2595,7 @@
       </w:pPr>
       <w:r>
         <w:rPr>
+          <w:rFonts w:ascii="Arial" w:hAnsi="Arial" w:eastAsia="Arial"/>
           <w:b/>
           <w:color w:val="000000"/>
           <w:sz w:val="18"/>
@@ -2479,6 +2605,7 @@
       </w:r>
       <w:r>
         <w:rPr>
+          <w:rFonts w:ascii="Arial" w:hAnsi="Arial" w:eastAsia="Arial"/>
           <w:color w:val="000000"/>
           <w:sz w:val="18"/>
           <w:highlight w:val="lightGray"/>
@@ -2487,6 +2614,7 @@
       </w:r>
       <w:r>
         <w:rPr>
+          <w:rFonts w:ascii="Arial" w:hAnsi="Arial" w:eastAsia="Arial"/>
           <w:b/>
           <w:color w:val="000000"/>
           <w:sz w:val="18"/>
@@ -2496,6 +2624,7 @@
       </w:r>
       <w:r>
         <w:rPr>
+          <w:rFonts w:ascii="Arial" w:hAnsi="Arial" w:eastAsia="Arial"/>
           <w:color w:val="000000"/>
           <w:sz w:val="18"/>
           <w:highlight w:val="lightGray"/>
@@ -2504,6 +2633,7 @@
       </w:r>
       <w:r>
         <w:rPr>
+          <w:rFonts w:ascii="Arial" w:hAnsi="Arial" w:eastAsia="Arial"/>
           <w:b/>
           <w:color w:val="000000"/>
           <w:sz w:val="18"/>
@@ -2513,6 +2643,7 @@
       </w:r>
       <w:r>
         <w:rPr>
+          <w:rFonts w:ascii="Arial" w:hAnsi="Arial" w:eastAsia="Arial"/>
           <w:color w:val="000000"/>
           <w:sz w:val="18"/>
           <w:highlight w:val="lightGray"/>
@@ -2609,6 +2740,9 @@
       <w:bookmarkStart w:id="17" w:name="_oeiu4ubg8o22" w:colFirst="0" w:colLast="0"/>
       <w:bookmarkEnd w:id="17"/>
       <w:r>
+        <w:rPr>
+          <w:rFonts w:ascii="Arial" w:hAnsi="Arial" w:eastAsia="Arial"/>
+        </w:rPr>
         <w:t>📌 Features:</w:t>
       </w:r>
     </w:p>
@@ -2618,6 +2752,7 @@
       </w:pPr>
       <w:r>
         <w:rPr>
+          <w:rFonts w:ascii="Arial" w:hAnsi="Arial" w:eastAsia="Arial"/>
           <w:b/>
           <w:color w:val="000000"/>
           <w:sz w:val="18"/>
@@ -2627,6 +2762,7 @@
       </w:r>
       <w:r>
         <w:rPr>
+          <w:rFonts w:ascii="Arial" w:hAnsi="Arial" w:eastAsia="Arial"/>
           <w:color w:val="000000"/>
           <w:sz w:val="18"/>
           <w:highlight w:val="lightGray"/>
@@ -2635,6 +2771,7 @@
       </w:r>
       <w:r>
         <w:rPr>
+          <w:rFonts w:ascii="Arial" w:hAnsi="Arial" w:eastAsia="Arial"/>
           <w:b/>
           <w:color w:val="000000"/>
           <w:sz w:val="18"/>
@@ -2644,6 +2781,7 @@
       </w:r>
       <w:r>
         <w:rPr>
+          <w:rFonts w:ascii="Arial" w:hAnsi="Arial" w:eastAsia="Arial"/>
           <w:color w:val="000000"/>
           <w:sz w:val="18"/>
           <w:highlight w:val="lightGray"/>
@@ -2652,6 +2790,7 @@
       </w:r>
       <w:r>
         <w:rPr>
+          <w:rFonts w:ascii="Arial" w:hAnsi="Arial" w:eastAsia="Arial"/>
           <w:b/>
           <w:color w:val="000000"/>
           <w:sz w:val="18"/>
@@ -2661,6 +2800,7 @@
       </w:r>
       <w:r>
         <w:rPr>
+          <w:rFonts w:ascii="Arial" w:hAnsi="Arial" w:eastAsia="Arial"/>
           <w:color w:val="000000"/>
           <w:sz w:val="18"/>
           <w:highlight w:val="lightGray"/>
@@ -2754,6 +2894,9 @@
       <w:bookmarkStart w:id="18" w:name="_i6skud2m0tzs" w:colFirst="0" w:colLast="0"/>
       <w:bookmarkEnd w:id="18"/>
       <w:r>
+        <w:rPr>
+          <w:rFonts w:ascii="Arial" w:hAnsi="Arial" w:eastAsia="Arial"/>
+        </w:rPr>
         <w:t>🔧 Common Use Cases:</w:t>
       </w:r>
     </w:p>
@@ -2763,6 +2906,7 @@
       </w:pPr>
       <w:r>
         <w:rPr>
+          <w:rFonts w:ascii="Arial" w:hAnsi="Arial" w:eastAsia="Arial"/>
           <w:b/>
           <w:color w:val="000000"/>
           <w:sz w:val="18"/>
@@ -2772,6 +2916,7 @@
       </w:r>
       <w:r>
         <w:rPr>
+          <w:rFonts w:ascii="Arial" w:hAnsi="Arial" w:eastAsia="Arial"/>
           <w:color w:val="000000"/>
           <w:sz w:val="18"/>
           <w:highlight w:val="lightGray"/>
@@ -2780,6 +2925,7 @@
       </w:r>
       <w:r>
         <w:rPr>
+          <w:rFonts w:ascii="Arial" w:hAnsi="Arial" w:eastAsia="Arial"/>
           <w:b/>
           <w:color w:val="000000"/>
           <w:sz w:val="18"/>
@@ -2789,6 +2935,7 @@
       </w:r>
       <w:r>
         <w:rPr>
+          <w:rFonts w:ascii="Arial" w:hAnsi="Arial" w:eastAsia="Arial"/>
           <w:color w:val="000000"/>
           <w:sz w:val="18"/>
           <w:highlight w:val="lightGray"/>
@@ -2797,6 +2944,7 @@
       </w:r>
       <w:r>
         <w:rPr>
+          <w:rFonts w:ascii="Arial" w:hAnsi="Arial" w:eastAsia="Arial"/>
           <w:b/>
           <w:color w:val="000000"/>
           <w:sz w:val="18"/>
@@ -2806,6 +2954,7 @@
       </w:r>
       <w:r>
         <w:rPr>
+          <w:rFonts w:ascii="Arial" w:hAnsi="Arial" w:eastAsia="Arial"/>
           <w:color w:val="000000"/>
           <w:sz w:val="18"/>
           <w:highlight w:val="lightGray"/>
@@ -2904,6 +3053,9 @@
       <w:bookmarkStart w:id="19" w:name="_uyh6tko4mlkh" w:colFirst="0" w:colLast="0"/>
       <w:bookmarkEnd w:id="19"/>
       <w:r>
+        <w:rPr>
+          <w:rFonts w:ascii="Arial" w:hAnsi="Arial" w:eastAsia="Arial"/>
+        </w:rPr>
         <w:t>🌟 Examples:</w:t>
       </w:r>
     </w:p>
@@ -2918,7 +3070,7 @@
       <w:bookmarkEnd w:id="20"/>
       <w:r>
         <w:rPr>
-          <w:rFonts w:ascii="Arial Unicode MS" w:eastAsia="Arial Unicode MS" w:hAnsi="Arial Unicode MS" w:cs="Arial Unicode MS"/>
+          <w:rFonts w:ascii="Arial" w:eastAsia="Arial" w:hAnsi="Arial" w:cs="Arial Unicode MS"/>
         </w:rPr>
         <w:t>✅ Redis:</w:t>
       </w:r>
@@ -2929,6 +3081,7 @@
       </w:pPr>
       <w:r>
         <w:rPr>
+          <w:rFonts w:ascii="Arial" w:hAnsi="Arial" w:eastAsia="Arial"/>
           <w:b/>
           <w:color w:val="000000"/>
           <w:sz w:val="18"/>
@@ -2938,6 +3091,7 @@
       </w:r>
       <w:r>
         <w:rPr>
+          <w:rFonts w:ascii="Arial" w:hAnsi="Arial" w:eastAsia="Arial"/>
           <w:color w:val="000000"/>
           <w:sz w:val="18"/>
           <w:highlight w:val="lightGray"/>
@@ -2946,6 +3100,7 @@
       </w:r>
       <w:r>
         <w:rPr>
+          <w:rFonts w:ascii="Arial" w:hAnsi="Arial" w:eastAsia="Arial"/>
           <w:b/>
           <w:color w:val="000000"/>
           <w:sz w:val="18"/>
@@ -2955,6 +3110,7 @@
       </w:r>
       <w:r>
         <w:rPr>
+          <w:rFonts w:ascii="Arial" w:hAnsi="Arial" w:eastAsia="Arial"/>
           <w:color w:val="000000"/>
           <w:sz w:val="18"/>
           <w:highlight w:val="lightGray"/>
@@ -2963,6 +3119,7 @@
       </w:r>
       <w:r>
         <w:rPr>
+          <w:rFonts w:ascii="Arial" w:hAnsi="Arial" w:eastAsia="Arial"/>
           <w:b/>
           <w:color w:val="000000"/>
           <w:sz w:val="18"/>
@@ -2972,6 +3129,7 @@
       </w:r>
       <w:r>
         <w:rPr>
+          <w:rFonts w:ascii="Arial" w:hAnsi="Arial" w:eastAsia="Arial"/>
           <w:color w:val="000000"/>
           <w:sz w:val="18"/>
           <w:highlight w:val="lightGray"/>
@@ -3093,6 +3251,7 @@
       </w:pPr>
       <w:r>
         <w:rPr>
+          <w:rFonts w:ascii="Arial" w:hAnsi="Arial" w:eastAsia="Arial"/>
           <w:b/>
           <w:bCs/>
           <w:noProof/>
@@ -3162,7 +3321,7 @@
       <w:bookmarkEnd w:id="21"/>
       <w:r>
         <w:rPr>
-          <w:rFonts w:ascii="Arial Unicode MS" w:eastAsia="Arial Unicode MS" w:hAnsi="Arial Unicode MS" w:cs="Arial Unicode MS"/>
+          <w:rFonts w:ascii="Arial" w:eastAsia="Arial" w:hAnsi="Arial" w:cs="Arial Unicode MS"/>
         </w:rPr>
         <w:t>✅ Amazon DynamoDB:</w:t>
       </w:r>
@@ -3173,6 +3332,7 @@
       </w:pPr>
       <w:r>
         <w:rPr>
+          <w:rFonts w:ascii="Arial" w:hAnsi="Arial" w:eastAsia="Arial"/>
           <w:b/>
           <w:color w:val="000000"/>
           <w:sz w:val="18"/>
@@ -3182,6 +3342,7 @@
       </w:r>
       <w:r>
         <w:rPr>
+          <w:rFonts w:ascii="Arial" w:hAnsi="Arial" w:eastAsia="Arial"/>
           <w:color w:val="000000"/>
           <w:sz w:val="18"/>
           <w:highlight w:val="lightGray"/>
@@ -3190,6 +3351,7 @@
       </w:r>
       <w:r>
         <w:rPr>
+          <w:rFonts w:ascii="Arial" w:hAnsi="Arial" w:eastAsia="Arial"/>
           <w:b/>
           <w:color w:val="000000"/>
           <w:sz w:val="18"/>
@@ -3199,6 +3361,7 @@
       </w:r>
       <w:r>
         <w:rPr>
+          <w:rFonts w:ascii="Arial" w:hAnsi="Arial" w:eastAsia="Arial"/>
           <w:color w:val="000000"/>
           <w:sz w:val="18"/>
           <w:highlight w:val="lightGray"/>
@@ -3207,6 +3370,7 @@
       </w:r>
       <w:r>
         <w:rPr>
+          <w:rFonts w:ascii="Arial" w:hAnsi="Arial" w:eastAsia="Arial"/>
           <w:b/>
           <w:color w:val="000000"/>
           <w:sz w:val="18"/>
@@ -3216,6 +3380,7 @@
       </w:r>
       <w:r>
         <w:rPr>
+          <w:rFonts w:ascii="Arial" w:hAnsi="Arial" w:eastAsia="Arial"/>
           <w:color w:val="000000"/>
           <w:sz w:val="18"/>
           <w:highlight w:val="lightGray"/>
@@ -3326,6 +3491,9 @@
       <w:bookmarkStart w:id="22" w:name="_pd2wirxlkbjx" w:colFirst="0" w:colLast="0"/>
       <w:bookmarkEnd w:id="22"/>
       <w:r>
+        <w:rPr>
+          <w:rFonts w:ascii="Arial" w:hAnsi="Arial" w:eastAsia="Arial"/>
+        </w:rPr>
         <w:t>📊 3. Column-Based Databases</w:t>
       </w:r>
     </w:p>
@@ -3335,6 +3503,7 @@
       </w:pPr>
       <w:r>
         <w:rPr>
+          <w:rFonts w:ascii="Arial" w:hAnsi="Arial" w:eastAsia="Arial"/>
           <w:b/>
           <w:color w:val="000000"/>
           <w:sz w:val="18"/>
@@ -3344,6 +3513,7 @@
       </w:r>
       <w:r>
         <w:rPr>
+          <w:rFonts w:ascii="Arial" w:hAnsi="Arial" w:eastAsia="Arial"/>
           <w:color w:val="000000"/>
           <w:sz w:val="18"/>
           <w:highlight w:val="lightGray"/>
@@ -3352,6 +3522,7 @@
       </w:r>
       <w:r>
         <w:rPr>
+          <w:rFonts w:ascii="Arial" w:hAnsi="Arial" w:eastAsia="Arial"/>
           <w:b/>
           <w:color w:val="000000"/>
           <w:sz w:val="18"/>
@@ -3361,6 +3532,7 @@
       </w:r>
       <w:r>
         <w:rPr>
+          <w:rFonts w:ascii="Arial" w:hAnsi="Arial" w:eastAsia="Arial"/>
           <w:color w:val="000000"/>
           <w:sz w:val="18"/>
           <w:highlight w:val="lightGray"/>
@@ -3369,6 +3541,7 @@
       </w:r>
       <w:r>
         <w:rPr>
+          <w:rFonts w:ascii="Arial" w:hAnsi="Arial" w:eastAsia="Arial"/>
           <w:b/>
           <w:color w:val="000000"/>
           <w:sz w:val="18"/>
@@ -3378,6 +3551,7 @@
       </w:r>
       <w:r>
         <w:rPr>
+          <w:rFonts w:ascii="Arial" w:hAnsi="Arial" w:eastAsia="Arial"/>
           <w:color w:val="000000"/>
           <w:sz w:val="18"/>
           <w:highlight w:val="lightGray"/>
@@ -3418,6 +3592,9 @@
       <w:bookmarkStart w:id="23" w:name="_k24qoawxxxsb" w:colFirst="0" w:colLast="0"/>
       <w:bookmarkEnd w:id="23"/>
       <w:r>
+        <w:rPr>
+          <w:rFonts w:ascii="Arial" w:hAnsi="Arial" w:eastAsia="Arial"/>
+        </w:rPr>
         <w:t>🔸 Description:</w:t>
       </w:r>
     </w:p>
@@ -3427,6 +3604,7 @@
       </w:pPr>
       <w:r>
         <w:rPr>
+          <w:rFonts w:ascii="Arial" w:hAnsi="Arial" w:eastAsia="Arial"/>
           <w:b/>
           <w:color w:val="000000"/>
           <w:sz w:val="18"/>
@@ -3436,6 +3614,7 @@
       </w:r>
       <w:r>
         <w:rPr>
+          <w:rFonts w:ascii="Arial" w:hAnsi="Arial" w:eastAsia="Arial"/>
           <w:color w:val="000000"/>
           <w:sz w:val="18"/>
           <w:highlight w:val="lightGray"/>
@@ -3444,6 +3623,7 @@
       </w:r>
       <w:r>
         <w:rPr>
+          <w:rFonts w:ascii="Arial" w:hAnsi="Arial" w:eastAsia="Arial"/>
           <w:b/>
           <w:color w:val="000000"/>
           <w:sz w:val="18"/>
@@ -3453,6 +3633,7 @@
       </w:r>
       <w:r>
         <w:rPr>
+          <w:rFonts w:ascii="Arial" w:hAnsi="Arial" w:eastAsia="Arial"/>
           <w:color w:val="000000"/>
           <w:sz w:val="18"/>
           <w:highlight w:val="lightGray"/>
@@ -3461,6 +3642,7 @@
       </w:r>
       <w:r>
         <w:rPr>
+          <w:rFonts w:ascii="Arial" w:hAnsi="Arial" w:eastAsia="Arial"/>
           <w:b/>
           <w:color w:val="000000"/>
           <w:sz w:val="18"/>
@@ -3470,6 +3652,7 @@
       </w:r>
       <w:r>
         <w:rPr>
+          <w:rFonts w:ascii="Arial" w:hAnsi="Arial" w:eastAsia="Arial"/>
           <w:color w:val="000000"/>
           <w:sz w:val="18"/>
           <w:highlight w:val="lightGray"/>
@@ -3536,6 +3719,9 @@
       <w:bookmarkStart w:id="24" w:name="_nvgz67a1ujt9" w:colFirst="0" w:colLast="0"/>
       <w:bookmarkEnd w:id="24"/>
       <w:r>
+        <w:rPr>
+          <w:rFonts w:ascii="Arial" w:hAnsi="Arial" w:eastAsia="Arial"/>
+        </w:rPr>
         <w:t>📌 Features:</w:t>
       </w:r>
     </w:p>
@@ -3545,6 +3731,7 @@
       </w:pPr>
       <w:r>
         <w:rPr>
+          <w:rFonts w:ascii="Arial" w:hAnsi="Arial" w:eastAsia="Arial"/>
           <w:b/>
           <w:color w:val="000000"/>
           <w:sz w:val="18"/>
@@ -3554,6 +3741,7 @@
       </w:r>
       <w:r>
         <w:rPr>
+          <w:rFonts w:ascii="Arial" w:hAnsi="Arial" w:eastAsia="Arial"/>
           <w:color w:val="000000"/>
           <w:sz w:val="18"/>
           <w:highlight w:val="lightGray"/>
@@ -3562,6 +3750,7 @@
       </w:r>
       <w:r>
         <w:rPr>
+          <w:rFonts w:ascii="Arial" w:hAnsi="Arial" w:eastAsia="Arial"/>
           <w:b/>
           <w:color w:val="000000"/>
           <w:sz w:val="18"/>
@@ -3571,6 +3760,7 @@
       </w:r>
       <w:r>
         <w:rPr>
+          <w:rFonts w:ascii="Arial" w:hAnsi="Arial" w:eastAsia="Arial"/>
           <w:color w:val="000000"/>
           <w:sz w:val="18"/>
           <w:highlight w:val="lightGray"/>
@@ -3579,6 +3769,7 @@
       </w:r>
       <w:r>
         <w:rPr>
+          <w:rFonts w:ascii="Arial" w:hAnsi="Arial" w:eastAsia="Arial"/>
           <w:b/>
           <w:color w:val="000000"/>
           <w:sz w:val="18"/>
@@ -3588,6 +3779,7 @@
       </w:r>
       <w:r>
         <w:rPr>
+          <w:rFonts w:ascii="Arial" w:hAnsi="Arial" w:eastAsia="Arial"/>
           <w:color w:val="000000"/>
           <w:sz w:val="18"/>
           <w:highlight w:val="lightGray"/>
@@ -3716,6 +3908,9 @@
       <w:bookmarkStart w:id="25" w:name="_tukld91lldmg" w:colFirst="0" w:colLast="0"/>
       <w:bookmarkEnd w:id="25"/>
       <w:r>
+        <w:rPr>
+          <w:rFonts w:ascii="Arial" w:hAnsi="Arial" w:eastAsia="Arial"/>
+        </w:rPr>
         <w:t>🔧 Common Use Cases:</w:t>
       </w:r>
     </w:p>
@@ -3725,6 +3920,7 @@
       </w:pPr>
       <w:r>
         <w:rPr>
+          <w:rFonts w:ascii="Arial" w:hAnsi="Arial" w:eastAsia="Arial"/>
           <w:b/>
           <w:color w:val="000000"/>
           <w:sz w:val="18"/>
@@ -3734,6 +3930,7 @@
       </w:r>
       <w:r>
         <w:rPr>
+          <w:rFonts w:ascii="Arial" w:hAnsi="Arial" w:eastAsia="Arial"/>
           <w:color w:val="000000"/>
           <w:sz w:val="18"/>
           <w:highlight w:val="lightGray"/>
@@ -3742,6 +3939,7 @@
       </w:r>
       <w:r>
         <w:rPr>
+          <w:rFonts w:ascii="Arial" w:hAnsi="Arial" w:eastAsia="Arial"/>
           <w:b/>
           <w:color w:val="000000"/>
           <w:sz w:val="18"/>
@@ -3751,6 +3949,7 @@
       </w:r>
       <w:r>
         <w:rPr>
+          <w:rFonts w:ascii="Arial" w:hAnsi="Arial" w:eastAsia="Arial"/>
           <w:color w:val="000000"/>
           <w:sz w:val="18"/>
           <w:highlight w:val="lightGray"/>
@@ -3759,6 +3958,7 @@
       </w:r>
       <w:r>
         <w:rPr>
+          <w:rFonts w:ascii="Arial" w:hAnsi="Arial" w:eastAsia="Arial"/>
           <w:b/>
           <w:color w:val="000000"/>
           <w:sz w:val="18"/>
@@ -3768,6 +3968,7 @@
       </w:r>
       <w:r>
         <w:rPr>
+          <w:rFonts w:ascii="Arial" w:hAnsi="Arial" w:eastAsia="Arial"/>
           <w:color w:val="000000"/>
           <w:sz w:val="18"/>
           <w:highlight w:val="lightGray"/>
@@ -3877,6 +4078,7 @@
       <w:bookmarkEnd w:id="26"/>
       <w:r>
         <w:rPr>
+          <w:rFonts w:ascii="Arial" w:hAnsi="Arial" w:eastAsia="Arial"/>
           <w:b/>
           <w:bCs/>
           <w:color w:val="000000"/>
@@ -3897,7 +4099,7 @@
       <w:bookmarkEnd w:id="27"/>
       <w:r>
         <w:rPr>
-          <w:rFonts w:ascii="Arial Unicode MS" w:eastAsia="Arial Unicode MS" w:hAnsi="Arial Unicode MS" w:cs="Arial Unicode MS"/>
+          <w:rFonts w:ascii="Arial" w:eastAsia="Arial" w:hAnsi="Arial" w:cs="Arial Unicode MS"/>
         </w:rPr>
         <w:t>✅ Apache Cassandra:</w:t>
       </w:r>
@@ -3908,6 +4110,7 @@
       </w:pPr>
       <w:r>
         <w:rPr>
+          <w:rFonts w:ascii="Arial" w:hAnsi="Arial" w:eastAsia="Arial"/>
           <w:b/>
           <w:color w:val="000000"/>
           <w:sz w:val="18"/>
@@ -3917,6 +4120,7 @@
       </w:r>
       <w:r>
         <w:rPr>
+          <w:rFonts w:ascii="Arial" w:hAnsi="Arial" w:eastAsia="Arial"/>
           <w:color w:val="000000"/>
           <w:sz w:val="18"/>
           <w:highlight w:val="lightGray"/>
@@ -3925,6 +4129,7 @@
       </w:r>
       <w:r>
         <w:rPr>
+          <w:rFonts w:ascii="Arial" w:hAnsi="Arial" w:eastAsia="Arial"/>
           <w:b/>
           <w:color w:val="000000"/>
           <w:sz w:val="18"/>
@@ -3934,6 +4139,7 @@
       </w:r>
       <w:r>
         <w:rPr>
+          <w:rFonts w:ascii="Arial" w:hAnsi="Arial" w:eastAsia="Arial"/>
           <w:color w:val="000000"/>
           <w:sz w:val="18"/>
           <w:highlight w:val="lightGray"/>
@@ -3942,6 +4148,7 @@
       </w:r>
       <w:r>
         <w:rPr>
+          <w:rFonts w:ascii="Arial" w:hAnsi="Arial" w:eastAsia="Arial"/>
           <w:b/>
           <w:color w:val="000000"/>
           <w:sz w:val="18"/>
@@ -3951,6 +4158,7 @@
       </w:r>
       <w:r>
         <w:rPr>
+          <w:rFonts w:ascii="Arial" w:hAnsi="Arial" w:eastAsia="Arial"/>
           <w:color w:val="000000"/>
           <w:sz w:val="18"/>
           <w:highlight w:val="lightGray"/>
@@ -4048,6 +4256,7 @@
       </w:pPr>
       <w:r>
         <w:rPr>
+          <w:rFonts w:ascii="Arial" w:hAnsi="Arial" w:eastAsia="Arial"/>
           <w:b/>
           <w:bCs/>
           <w:noProof/>
@@ -4149,7 +4358,7 @@
       <w:bookmarkEnd w:id="28"/>
       <w:r>
         <w:rPr>
-          <w:rFonts w:ascii="Arial Unicode MS" w:eastAsia="Arial Unicode MS" w:hAnsi="Arial Unicode MS" w:cs="Arial Unicode MS"/>
+          <w:rFonts w:ascii="Arial" w:eastAsia="Arial" w:hAnsi="Arial" w:cs="Arial Unicode MS"/>
         </w:rPr>
         <w:t>✅ HBase:</w:t>
       </w:r>
@@ -4160,6 +4369,7 @@
       </w:pPr>
       <w:r>
         <w:rPr>
+          <w:rFonts w:ascii="Arial" w:hAnsi="Arial" w:eastAsia="Arial"/>
           <w:b/>
           <w:color w:val="000000"/>
           <w:sz w:val="18"/>
@@ -4169,6 +4379,7 @@
       </w:r>
       <w:r>
         <w:rPr>
+          <w:rFonts w:ascii="Arial" w:hAnsi="Arial" w:eastAsia="Arial"/>
           <w:color w:val="000000"/>
           <w:sz w:val="18"/>
           <w:highlight w:val="lightGray"/>
@@ -4177,6 +4388,7 @@
       </w:r>
       <w:r>
         <w:rPr>
+          <w:rFonts w:ascii="Arial" w:hAnsi="Arial" w:eastAsia="Arial"/>
           <w:b/>
           <w:color w:val="000000"/>
           <w:sz w:val="18"/>
@@ -4186,6 +4398,7 @@
       </w:r>
       <w:r>
         <w:rPr>
+          <w:rFonts w:ascii="Arial" w:hAnsi="Arial" w:eastAsia="Arial"/>
           <w:color w:val="000000"/>
           <w:sz w:val="18"/>
           <w:highlight w:val="lightGray"/>
@@ -4194,6 +4407,7 @@
       </w:r>
       <w:r>
         <w:rPr>
+          <w:rFonts w:ascii="Arial" w:hAnsi="Arial" w:eastAsia="Arial"/>
           <w:b/>
           <w:color w:val="000000"/>
           <w:sz w:val="18"/>
@@ -4203,6 +4417,7 @@
       </w:r>
       <w:r>
         <w:rPr>
+          <w:rFonts w:ascii="Arial" w:hAnsi="Arial" w:eastAsia="Arial"/>
           <w:color w:val="000000"/>
           <w:sz w:val="18"/>
           <w:highlight w:val="lightGray"/>
@@ -4292,6 +4507,9 @@
       <w:bookmarkStart w:id="29" w:name="_1t038oqcls21" w:colFirst="0" w:colLast="0"/>
       <w:bookmarkEnd w:id="29"/>
       <w:r>
+        <w:rPr>
+          <w:rFonts w:ascii="Arial" w:hAnsi="Arial" w:eastAsia="Arial"/>
+        </w:rPr>
         <w:t>🔗 4. Graph-Based Databases</w:t>
       </w:r>
     </w:p>
@@ -4301,6 +4519,7 @@
       </w:pPr>
       <w:r>
         <w:rPr>
+          <w:rFonts w:ascii="Arial" w:hAnsi="Arial" w:eastAsia="Arial"/>
           <w:b/>
           <w:color w:val="000000"/>
           <w:sz w:val="18"/>
@@ -4310,6 +4529,7 @@
       </w:r>
       <w:r>
         <w:rPr>
+          <w:rFonts w:ascii="Arial" w:hAnsi="Arial" w:eastAsia="Arial"/>
           <w:color w:val="000000"/>
           <w:sz w:val="18"/>
           <w:highlight w:val="lightGray"/>
@@ -4318,6 +4538,7 @@
       </w:r>
       <w:r>
         <w:rPr>
+          <w:rFonts w:ascii="Arial" w:hAnsi="Arial" w:eastAsia="Arial"/>
           <w:b/>
           <w:color w:val="000000"/>
           <w:sz w:val="18"/>
@@ -4327,6 +4548,7 @@
       </w:r>
       <w:r>
         <w:rPr>
+          <w:rFonts w:ascii="Arial" w:hAnsi="Arial" w:eastAsia="Arial"/>
           <w:color w:val="000000"/>
           <w:sz w:val="18"/>
           <w:highlight w:val="lightGray"/>
@@ -4335,6 +4557,7 @@
       </w:r>
       <w:r>
         <w:rPr>
+          <w:rFonts w:ascii="Arial" w:hAnsi="Arial" w:eastAsia="Arial"/>
           <w:b/>
           <w:color w:val="000000"/>
           <w:sz w:val="18"/>
@@ -4344,6 +4567,7 @@
       </w:r>
       <w:r>
         <w:rPr>
+          <w:rFonts w:ascii="Arial" w:hAnsi="Arial" w:eastAsia="Arial"/>
           <w:color w:val="000000"/>
           <w:sz w:val="18"/>
           <w:highlight w:val="lightGray"/>
@@ -4384,6 +4608,9 @@
       <w:bookmarkStart w:id="30" w:name="_ayc8bklunctk" w:colFirst="0" w:colLast="0"/>
       <w:bookmarkEnd w:id="30"/>
       <w:r>
+        <w:rPr>
+          <w:rFonts w:ascii="Arial" w:hAnsi="Arial" w:eastAsia="Arial"/>
+        </w:rPr>
         <w:t>🔸 Description:</w:t>
       </w:r>
     </w:p>
@@ -4393,6 +4620,7 @@
       </w:pPr>
       <w:r>
         <w:rPr>
+          <w:rFonts w:ascii="Arial" w:hAnsi="Arial" w:eastAsia="Arial"/>
           <w:b/>
           <w:color w:val="000000"/>
           <w:sz w:val="18"/>
@@ -4402,6 +4630,7 @@
       </w:r>
       <w:r>
         <w:rPr>
+          <w:rFonts w:ascii="Arial" w:hAnsi="Arial" w:eastAsia="Arial"/>
           <w:color w:val="000000"/>
           <w:sz w:val="18"/>
           <w:highlight w:val="lightGray"/>
@@ -4410,6 +4639,7 @@
       </w:r>
       <w:r>
         <w:rPr>
+          <w:rFonts w:ascii="Arial" w:hAnsi="Arial" w:eastAsia="Arial"/>
           <w:b/>
           <w:color w:val="000000"/>
           <w:sz w:val="18"/>
@@ -4419,6 +4649,7 @@
       </w:r>
       <w:r>
         <w:rPr>
+          <w:rFonts w:ascii="Arial" w:hAnsi="Arial" w:eastAsia="Arial"/>
           <w:color w:val="000000"/>
           <w:sz w:val="18"/>
           <w:highlight w:val="lightGray"/>
@@ -4427,6 +4658,7 @@
       </w:r>
       <w:r>
         <w:rPr>
+          <w:rFonts w:ascii="Arial" w:hAnsi="Arial" w:eastAsia="Arial"/>
           <w:b/>
           <w:color w:val="000000"/>
           <w:sz w:val="18"/>
@@ -4436,6 +4668,7 @@
       </w:r>
       <w:r>
         <w:rPr>
+          <w:rFonts w:ascii="Arial" w:hAnsi="Arial" w:eastAsia="Arial"/>
           <w:color w:val="000000"/>
           <w:sz w:val="18"/>
           <w:highlight w:val="lightGray"/>
@@ -4505,6 +4738,9 @@
       <w:bookmarkStart w:id="31" w:name="_kh3moukomue5" w:colFirst="0" w:colLast="0"/>
       <w:bookmarkEnd w:id="31"/>
       <w:r>
+        <w:rPr>
+          <w:rFonts w:ascii="Arial" w:hAnsi="Arial" w:eastAsia="Arial"/>
+        </w:rPr>
         <w:t>📌 Features:</w:t>
       </w:r>
     </w:p>
@@ -4514,6 +4750,7 @@
       </w:pPr>
       <w:r>
         <w:rPr>
+          <w:rFonts w:ascii="Arial" w:hAnsi="Arial" w:eastAsia="Arial"/>
           <w:b/>
           <w:color w:val="000000"/>
           <w:sz w:val="18"/>
@@ -4523,6 +4760,7 @@
       </w:r>
       <w:r>
         <w:rPr>
+          <w:rFonts w:ascii="Arial" w:hAnsi="Arial" w:eastAsia="Arial"/>
           <w:color w:val="000000"/>
           <w:sz w:val="18"/>
           <w:highlight w:val="lightGray"/>
@@ -4531,6 +4769,7 @@
       </w:r>
       <w:r>
         <w:rPr>
+          <w:rFonts w:ascii="Arial" w:hAnsi="Arial" w:eastAsia="Arial"/>
           <w:b/>
           <w:color w:val="000000"/>
           <w:sz w:val="18"/>
@@ -4540,6 +4779,7 @@
       </w:r>
       <w:r>
         <w:rPr>
+          <w:rFonts w:ascii="Arial" w:hAnsi="Arial" w:eastAsia="Arial"/>
           <w:color w:val="000000"/>
           <w:sz w:val="18"/>
           <w:highlight w:val="lightGray"/>
@@ -4548,6 +4788,7 @@
       </w:r>
       <w:r>
         <w:rPr>
+          <w:rFonts w:ascii="Arial" w:hAnsi="Arial" w:eastAsia="Arial"/>
           <w:b/>
           <w:color w:val="000000"/>
           <w:sz w:val="18"/>
@@ -4557,6 +4798,7 @@
       </w:r>
       <w:r>
         <w:rPr>
+          <w:rFonts w:ascii="Arial" w:hAnsi="Arial" w:eastAsia="Arial"/>
           <w:color w:val="000000"/>
           <w:sz w:val="18"/>
           <w:highlight w:val="lightGray"/>
@@ -4667,6 +4909,9 @@
       <w:bookmarkStart w:id="32" w:name="_2vfq8w2cgyq5" w:colFirst="0" w:colLast="0"/>
       <w:bookmarkEnd w:id="32"/>
       <w:r>
+        <w:rPr>
+          <w:rFonts w:ascii="Arial" w:hAnsi="Arial" w:eastAsia="Arial"/>
+        </w:rPr>
         <w:t>🔧 Common Use Cases:</w:t>
       </w:r>
     </w:p>
@@ -4676,6 +4921,7 @@
       </w:pPr>
       <w:r>
         <w:rPr>
+          <w:rFonts w:ascii="Arial" w:hAnsi="Arial" w:eastAsia="Arial"/>
           <w:b/>
           <w:color w:val="000000"/>
           <w:sz w:val="18"/>
@@ -4685,6 +4931,7 @@
       </w:r>
       <w:r>
         <w:rPr>
+          <w:rFonts w:ascii="Arial" w:hAnsi="Arial" w:eastAsia="Arial"/>
           <w:color w:val="000000"/>
           <w:sz w:val="18"/>
           <w:highlight w:val="lightGray"/>
@@ -4693,6 +4940,7 @@
       </w:r>
       <w:r>
         <w:rPr>
+          <w:rFonts w:ascii="Arial" w:hAnsi="Arial" w:eastAsia="Arial"/>
           <w:b/>
           <w:color w:val="000000"/>
           <w:sz w:val="18"/>
@@ -4702,6 +4950,7 @@
       </w:r>
       <w:r>
         <w:rPr>
+          <w:rFonts w:ascii="Arial" w:hAnsi="Arial" w:eastAsia="Arial"/>
           <w:color w:val="000000"/>
           <w:sz w:val="18"/>
           <w:highlight w:val="lightGray"/>
@@ -4710,6 +4959,7 @@
       </w:r>
       <w:r>
         <w:rPr>
+          <w:rFonts w:ascii="Arial" w:hAnsi="Arial" w:eastAsia="Arial"/>
           <w:b/>
           <w:color w:val="000000"/>
           <w:sz w:val="18"/>
@@ -4719,6 +4969,7 @@
       </w:r>
       <w:r>
         <w:rPr>
+          <w:rFonts w:ascii="Arial" w:hAnsi="Arial" w:eastAsia="Arial"/>
           <w:color w:val="000000"/>
           <w:sz w:val="18"/>
           <w:highlight w:val="lightGray"/>
@@ -4819,6 +5070,9 @@
       <w:bookmarkStart w:id="33" w:name="_m9jxigtula3" w:colFirst="0" w:colLast="0"/>
       <w:bookmarkEnd w:id="33"/>
       <w:r>
+        <w:rPr>
+          <w:rFonts w:ascii="Arial" w:hAnsi="Arial" w:eastAsia="Arial"/>
+        </w:rPr>
         <w:t>🌟 Example:</w:t>
       </w:r>
     </w:p>
@@ -4833,7 +5087,7 @@
       <w:bookmarkEnd w:id="34"/>
       <w:r>
         <w:rPr>
-          <w:rFonts w:ascii="Arial Unicode MS" w:eastAsia="Arial Unicode MS" w:hAnsi="Arial Unicode MS" w:cs="Arial Unicode MS"/>
+          <w:rFonts w:ascii="Arial" w:eastAsia="Arial" w:hAnsi="Arial" w:cs="Arial Unicode MS"/>
         </w:rPr>
         <w:t>✅ Neo4j:</w:t>
       </w:r>
@@ -4844,6 +5098,7 @@
       </w:pPr>
       <w:r>
         <w:rPr>
+          <w:rFonts w:ascii="Arial" w:hAnsi="Arial" w:eastAsia="Arial"/>
           <w:b/>
           <w:color w:val="000000"/>
           <w:sz w:val="18"/>
@@ -4853,6 +5108,7 @@
       </w:r>
       <w:r>
         <w:rPr>
+          <w:rFonts w:ascii="Arial" w:hAnsi="Arial" w:eastAsia="Arial"/>
           <w:color w:val="000000"/>
           <w:sz w:val="18"/>
           <w:highlight w:val="lightGray"/>
@@ -4861,6 +5117,7 @@
       </w:r>
       <w:r>
         <w:rPr>
+          <w:rFonts w:ascii="Arial" w:hAnsi="Arial" w:eastAsia="Arial"/>
           <w:b/>
           <w:color w:val="000000"/>
           <w:sz w:val="18"/>
@@ -4870,6 +5127,7 @@
       </w:r>
       <w:r>
         <w:rPr>
+          <w:rFonts w:ascii="Arial" w:hAnsi="Arial" w:eastAsia="Arial"/>
           <w:color w:val="000000"/>
           <w:sz w:val="18"/>
           <w:highlight w:val="lightGray"/>
@@ -4878,6 +5136,7 @@
       </w:r>
       <w:r>
         <w:rPr>
+          <w:rFonts w:ascii="Arial" w:hAnsi="Arial" w:eastAsia="Arial"/>
           <w:b/>
           <w:color w:val="000000"/>
           <w:sz w:val="18"/>
@@ -4887,6 +5146,7 @@
       </w:r>
       <w:r>
         <w:rPr>
+          <w:rFonts w:ascii="Arial" w:hAnsi="Arial" w:eastAsia="Arial"/>
           <w:color w:val="000000"/>
           <w:sz w:val="18"/>
           <w:highlight w:val="lightGray"/>
@@ -4977,6 +5237,7 @@
       </w:pPr>
       <w:r>
         <w:rPr>
+          <w:rFonts w:ascii="Arial" w:hAnsi="Arial" w:eastAsia="Arial"/>
           <w:b/>
           <w:bCs/>
           <w:noProof/>
@@ -5064,6 +5325,7 @@
       </w:pPr>
       <w:r>
         <w:rPr>
+          <w:rFonts w:ascii="Arial" w:hAnsi="Arial" w:eastAsia="Arial"/>
           <w:noProof/>
         </w:rPr>
         <w:drawing>
@@ -5103,6 +5365,9 @@
         </w:drawing>
       </w:r>
       <w:r>
+        <w:rPr>
+          <w:rFonts w:ascii="Arial" w:hAnsi="Arial" w:eastAsia="Arial"/>
+        </w:rPr>
         <w:br/>
       </w:r>
     </w:p>
@@ -5143,7 +5408,7 @@
       <w:bookmarkEnd w:id="35"/>
       <w:r>
         <w:rPr>
-          <w:rFonts w:ascii="Arial Unicode MS" w:eastAsia="Arial Unicode MS" w:hAnsi="Arial Unicode MS" w:cs="Arial Unicode MS"/>
+          <w:rFonts w:ascii="Arial" w:eastAsia="Arial" w:hAnsi="Arial" w:cs="Arial Unicode MS"/>
         </w:rPr>
         <w:t>✅ Summary Table</w:t>
       </w:r>
@@ -5161,6 +5426,7 @@
       </w:pPr>
       <w:r>
         <w:rPr>
+          <w:rFonts w:ascii="Arial" w:hAnsi="Arial" w:eastAsia="Arial"/>
           <w:b/>
           <w:color w:val="000000"/>
           <w:sz w:val="18"/>
@@ -5170,6 +5436,7 @@
       </w:r>
       <w:r>
         <w:rPr>
+          <w:rFonts w:ascii="Arial" w:hAnsi="Arial" w:eastAsia="Arial"/>
           <w:color w:val="000000"/>
           <w:sz w:val="18"/>
           <w:highlight w:val="lightGray"/>
@@ -5178,6 +5445,7 @@
       </w:r>
       <w:r>
         <w:rPr>
+          <w:rFonts w:ascii="Arial" w:hAnsi="Arial" w:eastAsia="Arial"/>
           <w:b/>
           <w:color w:val="000000"/>
           <w:sz w:val="18"/>
@@ -5187,6 +5455,7 @@
       </w:r>
       <w:r>
         <w:rPr>
+          <w:rFonts w:ascii="Arial" w:hAnsi="Arial" w:eastAsia="Arial"/>
           <w:color w:val="000000"/>
           <w:sz w:val="18"/>
           <w:highlight w:val="lightGray"/>
@@ -5195,6 +5464,7 @@
       </w:r>
       <w:r>
         <w:rPr>
+          <w:rFonts w:ascii="Arial" w:hAnsi="Arial" w:eastAsia="Arial"/>
           <w:b/>
           <w:color w:val="000000"/>
           <w:sz w:val="18"/>
@@ -5204,6 +5474,7 @@
       </w:r>
       <w:r>
         <w:rPr>
+          <w:rFonts w:ascii="Arial" w:hAnsi="Arial" w:eastAsia="Arial"/>
           <w:color w:val="000000"/>
           <w:sz w:val="18"/>
           <w:highlight w:val="lightGray"/>
@@ -5214,6 +5485,7 @@
     <w:p>
       <w:r>
         <w:rPr>
+          <w:rFonts w:ascii="Arial" w:hAnsi="Arial" w:eastAsia="Arial"/>
           <w:noProof/>
         </w:rPr>
         <w:drawing>
@@ -5299,7 +5571,7 @@
             </w:pPr>
             <w:r>
               <w:rPr>
-                <w:rFonts w:ascii="Roboto Mono" w:eastAsia="Roboto Mono" w:hAnsi="Roboto Mono"/>
+                <w:rFonts w:ascii="Arial" w:eastAsia="Arial" w:hAnsi="Arial"/>
                 <w:b/>
                 <w:bCs/>
               </w:rPr>
@@ -5329,7 +5601,7 @@
             </w:pPr>
             <w:r>
               <w:rPr>
-                <w:rFonts w:ascii="Roboto Mono" w:eastAsia="Roboto Mono" w:hAnsi="Roboto Mono"/>
+                <w:rFonts w:ascii="Arial" w:eastAsia="Arial" w:hAnsi="Arial"/>
                 <w:b/>
                 <w:bCs/>
               </w:rPr>
@@ -5359,7 +5631,7 @@
             </w:pPr>
             <w:r>
               <w:rPr>
-                <w:rFonts w:ascii="Roboto Mono" w:eastAsia="Roboto Mono" w:hAnsi="Roboto Mono"/>
+                <w:rFonts w:ascii="Arial" w:eastAsia="Arial" w:hAnsi="Arial"/>
                 <w:b/>
                 <w:bCs/>
               </w:rPr>
@@ -5389,7 +5661,7 @@
             </w:pPr>
             <w:r>
               <w:rPr>
-                <w:rFonts w:ascii="Roboto Mono" w:eastAsia="Roboto Mono" w:hAnsi="Roboto Mono"/>
+                <w:rFonts w:ascii="Arial" w:eastAsia="Arial" w:hAnsi="Arial"/>
                 <w:b/>
                 <w:bCs/>
               </w:rPr>
@@ -5421,7 +5693,7 @@
           <w:p>
             <w:r>
               <w:rPr>
-                <w:rFonts w:ascii="Roboto Mono" w:eastAsia="Roboto Mono" w:hAnsi="Roboto Mono"/>
+                <w:rFonts w:ascii="Arial" w:eastAsia="Arial" w:hAnsi="Arial"/>
               </w:rPr>
               <w:t>Document-Based</w:t>
             </w:r>
@@ -5446,7 +5718,7 @@
           <w:p>
             <w:r>
               <w:rPr>
-                <w:rFonts w:ascii="Roboto Mono" w:eastAsia="Roboto Mono" w:hAnsi="Roboto Mono"/>
+                <w:rFonts w:ascii="Arial" w:eastAsia="Arial" w:hAnsi="Arial"/>
               </w:rPr>
               <w:t>JSON-like Docs</w:t>
             </w:r>
@@ -5471,7 +5743,7 @@
           <w:p>
             <w:r>
               <w:rPr>
-                <w:rFonts w:ascii="Roboto Mono" w:eastAsia="Roboto Mono" w:hAnsi="Roboto Mono"/>
+                <w:rFonts w:ascii="Arial" w:eastAsia="Arial" w:hAnsi="Arial"/>
               </w:rPr>
               <w:t>Flexible apps, nested data</w:t>
             </w:r>
@@ -5496,7 +5768,7 @@
           <w:p>
             <w:r>
               <w:rPr>
-                <w:rFonts w:ascii="Roboto Mono" w:eastAsia="Roboto Mono" w:hAnsi="Roboto Mono"/>
+                <w:rFonts w:ascii="Arial" w:eastAsia="Arial" w:hAnsi="Arial"/>
               </w:rPr>
               <w:t>MongoDB, CouchDB</w:t>
             </w:r>
@@ -5526,7 +5798,7 @@
           <w:p>
             <w:r>
               <w:rPr>
-                <w:rFonts w:ascii="Roboto Mono" w:eastAsia="Roboto Mono" w:hAnsi="Roboto Mono"/>
+                <w:rFonts w:ascii="Arial" w:eastAsia="Arial" w:hAnsi="Arial"/>
               </w:rPr>
               <w:t>Key-Value</w:t>
             </w:r>
@@ -5551,7 +5823,7 @@
           <w:p>
             <w:r>
               <w:rPr>
-                <w:rFonts w:ascii="Roboto Mono" w:eastAsia="Roboto Mono" w:hAnsi="Roboto Mono" w:cs="Arial Unicode MS"/>
+                <w:rFonts w:ascii="Arial" w:eastAsia="Arial" w:hAnsi="Arial" w:cs="Arial Unicode MS"/>
               </w:rPr>
               <w:t>Key → Value</w:t>
             </w:r>
@@ -5576,7 +5848,7 @@
           <w:p>
             <w:r>
               <w:rPr>
-                <w:rFonts w:ascii="Roboto Mono" w:eastAsia="Roboto Mono" w:hAnsi="Roboto Mono"/>
+                <w:rFonts w:ascii="Arial" w:eastAsia="Arial" w:hAnsi="Arial"/>
               </w:rPr>
               <w:t>Caching, sessions, fast lookups</w:t>
             </w:r>
@@ -5601,7 +5873,7 @@
           <w:p>
             <w:r>
               <w:rPr>
-                <w:rFonts w:ascii="Roboto Mono" w:eastAsia="Roboto Mono" w:hAnsi="Roboto Mono"/>
+                <w:rFonts w:ascii="Arial" w:eastAsia="Arial" w:hAnsi="Arial"/>
               </w:rPr>
               <w:t>Redis, DynamoDB</w:t>
             </w:r>
@@ -5631,7 +5903,7 @@
           <w:p>
             <w:r>
               <w:rPr>
-                <w:rFonts w:ascii="Roboto Mono" w:eastAsia="Roboto Mono" w:hAnsi="Roboto Mono"/>
+                <w:rFonts w:ascii="Arial" w:eastAsia="Arial" w:hAnsi="Arial"/>
               </w:rPr>
               <w:t>Column-Based</w:t>
             </w:r>
@@ -5656,7 +5928,7 @@
           <w:p>
             <w:r>
               <w:rPr>
-                <w:rFonts w:ascii="Roboto Mono" w:eastAsia="Roboto Mono" w:hAnsi="Roboto Mono"/>
+                <w:rFonts w:ascii="Arial" w:eastAsia="Arial" w:hAnsi="Arial"/>
               </w:rPr>
               <w:t>Columns (not rows)</w:t>
             </w:r>
@@ -5681,7 +5953,7 @@
           <w:p>
             <w:r>
               <w:rPr>
-                <w:rFonts w:ascii="Roboto Mono" w:eastAsia="Roboto Mono" w:hAnsi="Roboto Mono"/>
+                <w:rFonts w:ascii="Arial" w:eastAsia="Arial" w:hAnsi="Arial"/>
               </w:rPr>
               <w:t>Analytics, time-series, big data</w:t>
             </w:r>
@@ -5706,7 +5978,7 @@
           <w:p>
             <w:r>
               <w:rPr>
-                <w:rFonts w:ascii="Roboto Mono" w:eastAsia="Roboto Mono" w:hAnsi="Roboto Mono"/>
+                <w:rFonts w:ascii="Arial" w:eastAsia="Arial" w:hAnsi="Arial"/>
               </w:rPr>
               <w:t>Cassandra, HBase</w:t>
             </w:r>
@@ -5736,7 +6008,7 @@
           <w:p>
             <w:r>
               <w:rPr>
-                <w:rFonts w:ascii="Roboto Mono" w:eastAsia="Roboto Mono" w:hAnsi="Roboto Mono"/>
+                <w:rFonts w:ascii="Arial" w:eastAsia="Arial" w:hAnsi="Arial"/>
               </w:rPr>
               <w:t>Graph-Based</w:t>
             </w:r>
@@ -5761,7 +6033,7 @@
           <w:p>
             <w:r>
               <w:rPr>
-                <w:rFonts w:ascii="Roboto Mono" w:eastAsia="Roboto Mono" w:hAnsi="Roboto Mono"/>
+                <w:rFonts w:ascii="Arial" w:eastAsia="Arial" w:hAnsi="Arial"/>
               </w:rPr>
               <w:t>Nodes + Edges</w:t>
             </w:r>
@@ -5786,7 +6058,7 @@
           <w:p>
             <w:r>
               <w:rPr>
-                <w:rFonts w:ascii="Roboto Mono" w:eastAsia="Roboto Mono" w:hAnsi="Roboto Mono"/>
+                <w:rFonts w:ascii="Arial" w:eastAsia="Arial" w:hAnsi="Arial"/>
               </w:rPr>
               <w:t>Relationships, social networks</w:t>
             </w:r>
@@ -5811,7 +6083,7 @@
           <w:p>
             <w:r>
               <w:rPr>
-                <w:rFonts w:ascii="Roboto Mono" w:eastAsia="Roboto Mono" w:hAnsi="Roboto Mono"/>
+                <w:rFonts w:ascii="Arial" w:eastAsia="Arial" w:hAnsi="Arial"/>
               </w:rPr>
               <w:t>Neo4j</w:t>
             </w:r>
@@ -5839,6 +6111,9 @@
       <w:bookmarkStart w:id="36" w:name="_4m9iteif8mi2" w:colFirst="0" w:colLast="0"/>
       <w:bookmarkEnd w:id="36"/>
       <w:r>
+        <w:rPr>
+          <w:rFonts w:ascii="Arial" w:hAnsi="Arial" w:eastAsia="Arial"/>
+        </w:rPr>
         <w:t>🧾 Example (MongoDB document):</w:t>
       </w:r>
     </w:p>
@@ -5848,6 +6123,7 @@
       </w:pPr>
       <w:r>
         <w:rPr>
+          <w:rFonts w:ascii="Arial" w:hAnsi="Arial" w:eastAsia="Arial"/>
           <w:b/>
           <w:color w:val="000000"/>
           <w:sz w:val="18"/>
@@ -5857,6 +6133,7 @@
       </w:r>
       <w:r>
         <w:rPr>
+          <w:rFonts w:ascii="Arial" w:hAnsi="Arial" w:eastAsia="Arial"/>
           <w:color w:val="000000"/>
           <w:sz w:val="18"/>
           <w:highlight w:val="lightGray"/>
@@ -5865,6 +6142,7 @@
       </w:r>
       <w:r>
         <w:rPr>
+          <w:rFonts w:ascii="Arial" w:hAnsi="Arial" w:eastAsia="Arial"/>
           <w:b/>
           <w:color w:val="000000"/>
           <w:sz w:val="18"/>
@@ -5874,6 +6152,7 @@
       </w:r>
       <w:r>
         <w:rPr>
+          <w:rFonts w:ascii="Arial" w:hAnsi="Arial" w:eastAsia="Arial"/>
           <w:color w:val="000000"/>
           <w:sz w:val="18"/>
           <w:highlight w:val="lightGray"/>
@@ -5882,6 +6161,7 @@
       </w:r>
       <w:r>
         <w:rPr>
+          <w:rFonts w:ascii="Arial" w:hAnsi="Arial" w:eastAsia="Arial"/>
           <w:b/>
           <w:color w:val="000000"/>
           <w:sz w:val="18"/>
@@ -5891,6 +6171,7 @@
       </w:r>
       <w:r>
         <w:rPr>
+          <w:rFonts w:ascii="Arial" w:hAnsi="Arial" w:eastAsia="Arial"/>
           <w:color w:val="000000"/>
           <w:sz w:val="18"/>
           <w:highlight w:val="lightGray"/>
@@ -5901,6 +6182,7 @@
     <w:p>
       <w:r>
         <w:rPr>
+          <w:rFonts w:ascii="Arial" w:hAnsi="Arial" w:eastAsia="Arial"/>
           <w:noProof/>
         </w:rPr>
         <w:drawing>
@@ -6003,6 +6285,9 @@
       <w:bookmarkEnd w:id="37"/>
       <w:bookmarkEnd w:id="38"/>
       <w:r>
+        <w:rPr>
+          <w:rFonts w:ascii="Arial" w:hAnsi="Arial" w:eastAsia="Arial"/>
+        </w:rPr>
         <w:t>⚖️ SQL vs NoSQL Summary</w:t>
       </w:r>
     </w:p>
@@ -6012,6 +6297,7 @@
       </w:pPr>
       <w:r>
         <w:rPr>
+          <w:rFonts w:ascii="Arial" w:hAnsi="Arial" w:eastAsia="Arial"/>
           <w:b/>
           <w:color w:val="000000"/>
           <w:sz w:val="18"/>
@@ -6021,6 +6307,7 @@
       </w:r>
       <w:r>
         <w:rPr>
+          <w:rFonts w:ascii="Arial" w:hAnsi="Arial" w:eastAsia="Arial"/>
           <w:color w:val="000000"/>
           <w:sz w:val="18"/>
           <w:highlight w:val="lightGray"/>
@@ -6029,6 +6316,7 @@
       </w:r>
       <w:r>
         <w:rPr>
+          <w:rFonts w:ascii="Arial" w:hAnsi="Arial" w:eastAsia="Arial"/>
           <w:b/>
           <w:color w:val="000000"/>
           <w:sz w:val="18"/>
@@ -6038,6 +6326,7 @@
       </w:r>
       <w:r>
         <w:rPr>
+          <w:rFonts w:ascii="Arial" w:hAnsi="Arial" w:eastAsia="Arial"/>
           <w:color w:val="000000"/>
           <w:sz w:val="18"/>
           <w:highlight w:val="lightGray"/>
@@ -6046,6 +6335,7 @@
       </w:r>
       <w:r>
         <w:rPr>
+          <w:rFonts w:ascii="Arial" w:hAnsi="Arial" w:eastAsia="Arial"/>
           <w:b/>
           <w:color w:val="000000"/>
           <w:sz w:val="18"/>
@@ -6055,6 +6345,7 @@
       </w:r>
       <w:r>
         <w:rPr>
+          <w:rFonts w:ascii="Arial" w:hAnsi="Arial" w:eastAsia="Arial"/>
           <w:color w:val="000000"/>
           <w:sz w:val="18"/>
           <w:highlight w:val="lightGray"/>
@@ -6066,6 +6357,7 @@
     <w:p>
       <w:r>
         <w:rPr>
+          <w:rFonts w:ascii="Arial" w:hAnsi="Arial" w:eastAsia="Arial"/>
           <w:noProof/>
         </w:rPr>
         <w:drawing>
@@ -6150,7 +6442,7 @@
             </w:pPr>
             <w:r>
               <w:rPr>
-                <w:rFonts w:ascii="Roboto Mono" w:eastAsia="Roboto Mono" w:hAnsi="Roboto Mono"/>
+                <w:rFonts w:ascii="Arial" w:eastAsia="Arial" w:hAnsi="Arial"/>
                 <w:b/>
                 <w:bCs/>
               </w:rPr>
@@ -6180,7 +6472,7 @@
             </w:pPr>
             <w:r>
               <w:rPr>
-                <w:rFonts w:ascii="Roboto Mono" w:eastAsia="Roboto Mono" w:hAnsi="Roboto Mono"/>
+                <w:rFonts w:ascii="Arial" w:eastAsia="Arial" w:hAnsi="Arial"/>
                 <w:b/>
                 <w:bCs/>
               </w:rPr>
@@ -6210,7 +6502,7 @@
             </w:pPr>
             <w:r>
               <w:rPr>
-                <w:rFonts w:ascii="Roboto Mono" w:eastAsia="Roboto Mono" w:hAnsi="Roboto Mono"/>
+                <w:rFonts w:ascii="Arial" w:eastAsia="Arial" w:hAnsi="Arial"/>
                 <w:b/>
                 <w:bCs/>
               </w:rPr>
@@ -6242,7 +6534,7 @@
           <w:p>
             <w:r>
               <w:rPr>
-                <w:rFonts w:ascii="Roboto Mono" w:eastAsia="Roboto Mono" w:hAnsi="Roboto Mono"/>
+                <w:rFonts w:ascii="Arial" w:eastAsia="Arial" w:hAnsi="Arial"/>
               </w:rPr>
               <w:t>Data Structure</w:t>
             </w:r>
@@ -6267,7 +6559,7 @@
           <w:p>
             <w:r>
               <w:rPr>
-                <w:rFonts w:ascii="Roboto Mono" w:eastAsia="Roboto Mono" w:hAnsi="Roboto Mono"/>
+                <w:rFonts w:ascii="Arial" w:eastAsia="Arial" w:hAnsi="Arial"/>
               </w:rPr>
               <w:t>Tables (rows and columns)</w:t>
             </w:r>
@@ -6292,7 +6584,7 @@
           <w:p>
             <w:r>
               <w:rPr>
-                <w:rFonts w:ascii="Roboto Mono" w:eastAsia="Roboto Mono" w:hAnsi="Roboto Mono"/>
+                <w:rFonts w:ascii="Arial" w:eastAsia="Arial" w:hAnsi="Arial"/>
               </w:rPr>
               <w:t>Flexible (JSON, key-value, etc.)</w:t>
             </w:r>
@@ -6322,7 +6614,7 @@
           <w:p>
             <w:r>
               <w:rPr>
-                <w:rFonts w:ascii="Roboto Mono" w:eastAsia="Roboto Mono" w:hAnsi="Roboto Mono"/>
+                <w:rFonts w:ascii="Arial" w:eastAsia="Arial" w:hAnsi="Arial"/>
               </w:rPr>
               <w:t>Schema</w:t>
             </w:r>
@@ -6347,7 +6639,7 @@
           <w:p>
             <w:r>
               <w:rPr>
-                <w:rFonts w:ascii="Roboto Mono" w:eastAsia="Roboto Mono" w:hAnsi="Roboto Mono"/>
+                <w:rFonts w:ascii="Arial" w:eastAsia="Arial" w:hAnsi="Arial"/>
               </w:rPr>
               <w:t>Fixed</w:t>
             </w:r>
@@ -6372,7 +6664,7 @@
           <w:p>
             <w:r>
               <w:rPr>
-                <w:rFonts w:ascii="Roboto Mono" w:eastAsia="Roboto Mono" w:hAnsi="Roboto Mono"/>
+                <w:rFonts w:ascii="Arial" w:eastAsia="Arial" w:hAnsi="Arial"/>
               </w:rPr>
               <w:t>Dynamic</w:t>
             </w:r>
@@ -6402,7 +6694,7 @@
           <w:p>
             <w:r>
               <w:rPr>
-                <w:rFonts w:ascii="Roboto Mono" w:eastAsia="Roboto Mono" w:hAnsi="Roboto Mono"/>
+                <w:rFonts w:ascii="Arial" w:eastAsia="Arial" w:hAnsi="Arial"/>
               </w:rPr>
               <w:t>Scalability</w:t>
             </w:r>
@@ -6427,7 +6719,7 @@
           <w:p>
             <w:r>
               <w:rPr>
-                <w:rFonts w:ascii="Roboto Mono" w:eastAsia="Roboto Mono" w:hAnsi="Roboto Mono"/>
+                <w:rFonts w:ascii="Arial" w:eastAsia="Arial" w:hAnsi="Arial"/>
               </w:rPr>
               <w:t>Vertical</w:t>
             </w:r>
@@ -6452,7 +6744,7 @@
           <w:p>
             <w:r>
               <w:rPr>
-                <w:rFonts w:ascii="Roboto Mono" w:eastAsia="Roboto Mono" w:hAnsi="Roboto Mono"/>
+                <w:rFonts w:ascii="Arial" w:eastAsia="Arial" w:hAnsi="Arial"/>
               </w:rPr>
               <w:t>Horizontal</w:t>
             </w:r>
@@ -6482,7 +6774,7 @@
           <w:p>
             <w:r>
               <w:rPr>
-                <w:rFonts w:ascii="Roboto Mono" w:eastAsia="Roboto Mono" w:hAnsi="Roboto Mono"/>
+                <w:rFonts w:ascii="Arial" w:eastAsia="Arial" w:hAnsi="Arial"/>
               </w:rPr>
               <w:t>Best Use Case</w:t>
             </w:r>
@@ -6507,7 +6799,7 @@
           <w:p>
             <w:r>
               <w:rPr>
-                <w:rFonts w:ascii="Roboto Mono" w:eastAsia="Roboto Mono" w:hAnsi="Roboto Mono"/>
+                <w:rFonts w:ascii="Arial" w:eastAsia="Arial" w:hAnsi="Arial"/>
               </w:rPr>
               <w:t>Structured data, complex queries</w:t>
             </w:r>
@@ -6532,7 +6824,7 @@
           <w:p>
             <w:r>
               <w:rPr>
-                <w:rFonts w:ascii="Roboto Mono" w:eastAsia="Roboto Mono" w:hAnsi="Roboto Mono"/>
+                <w:rFonts w:ascii="Arial" w:eastAsia="Arial" w:hAnsi="Arial"/>
               </w:rPr>
               <w:t>Big data, rapid development</w:t>
             </w:r>
@@ -6562,7 +6854,7 @@
           <w:p>
             <w:r>
               <w:rPr>
-                <w:rFonts w:ascii="Roboto Mono" w:eastAsia="Roboto Mono" w:hAnsi="Roboto Mono"/>
+                <w:rFonts w:ascii="Arial" w:eastAsia="Arial" w:hAnsi="Arial"/>
               </w:rPr>
               <w:t>Examples</w:t>
             </w:r>
@@ -6587,7 +6879,7 @@
           <w:p>
             <w:r>
               <w:rPr>
-                <w:rFonts w:ascii="Roboto Mono" w:eastAsia="Roboto Mono" w:hAnsi="Roboto Mono"/>
+                <w:rFonts w:ascii="Arial" w:eastAsia="Arial" w:hAnsi="Arial"/>
               </w:rPr>
               <w:t>MySQL, PostgreSQL</w:t>
             </w:r>
@@ -6612,7 +6904,7 @@
           <w:p>
             <w:r>
               <w:rPr>
-                <w:rFonts w:ascii="Roboto Mono" w:eastAsia="Roboto Mono" w:hAnsi="Roboto Mono"/>
+                <w:rFonts w:ascii="Arial" w:eastAsia="Arial" w:hAnsi="Arial"/>
               </w:rPr>
               <w:t>MongoDB, Redis, Cassandra</w:t>
             </w:r>

--- a/Knowledge/3-Work knowledge/1-Software Engineering/2-General Technologies/9-Databases/5-My Source/1-Intro to Databases/4-SQL and NoSQL.docx
+++ b/Knowledge/3-Work knowledge/1-Software Engineering/2-General Technologies/9-Databases/5-My Source/1-Intro to Databases/4-SQL and NoSQL.docx
@@ -10,7 +10,7 @@
       <w:bookmarkEnd w:id="0"/>
       <w:r>
         <w:rPr>
-          <w:rFonts w:ascii="Arial" w:hAnsi="Arial" w:eastAsia="Arial"/>
+          <w:rFonts w:ascii="Calibri Light" w:hAnsi="Calibri Light" w:eastAsia="Calibri Light"/>
         </w:rPr>
         <w:t>SQL and NoSQL</w:t>
       </w:r>
@@ -26,7 +26,7 @@
       <w:bookmarkEnd w:id="1"/>
       <w:r>
         <w:rPr>
-          <w:rFonts w:ascii="Arial" w:eastAsia="Arial" w:hAnsi="Arial" w:cs="Arial Unicode MS"/>
+          <w:rFonts w:ascii="Calibri Light" w:eastAsia="Calibri Light" w:hAnsi="Calibri Light" w:cs="Arial Unicode MS"/>
         </w:rPr>
         <w:t>1-✅ What is SQL?</w:t>
       </w:r>
@@ -151,7 +151,7 @@
       <w:bookmarkEnd w:id="2"/>
       <w:r>
         <w:rPr>
-          <w:rFonts w:ascii="Arial" w:hAnsi="Arial" w:eastAsia="Arial"/>
+          <w:rFonts w:ascii="Calibri Light" w:hAnsi="Calibri Light" w:eastAsia="Calibri Light"/>
         </w:rPr>
         <w:t>🔹 Key Features:</w:t>
       </w:r>
@@ -373,7 +373,7 @@
       <w:bookmarkEnd w:id="3"/>
       <w:r>
         <w:rPr>
-          <w:rFonts w:ascii="Arial" w:hAnsi="Arial" w:eastAsia="Arial"/>
+          <w:rFonts w:ascii="Calibri Light" w:hAnsi="Calibri Light" w:eastAsia="Calibri Light"/>
         </w:rPr>
         <w:t>🧱 Examples of SQL Databases:</w:t>
       </w:r>
@@ -556,7 +556,7 @@
       <w:bookmarkEnd w:id="4"/>
       <w:r>
         <w:rPr>
-          <w:rFonts w:ascii="Arial" w:hAnsi="Arial" w:eastAsia="Arial"/>
+          <w:rFonts w:ascii="Calibri Light" w:hAnsi="Calibri Light" w:eastAsia="Calibri Light"/>
         </w:rPr>
         <w:t>📝 Common SQL Commands:</w:t>
       </w:r>
@@ -720,7 +720,7 @@
       <w:bookmarkEnd w:id="5"/>
       <w:r>
         <w:rPr>
-          <w:rFonts w:ascii="Arial" w:eastAsia="Arial" w:hAnsi="Arial" w:cs="Arial Unicode MS"/>
+          <w:rFonts w:ascii="Calibri Light" w:eastAsia="Calibri Light" w:hAnsi="Calibri Light" w:cs="Arial Unicode MS"/>
         </w:rPr>
         <w:t>2-✅ What is NoSQL?</w:t>
       </w:r>
@@ -845,7 +845,7 @@
       <w:bookmarkEnd w:id="6"/>
       <w:r>
         <w:rPr>
-          <w:rFonts w:ascii="Arial" w:hAnsi="Arial" w:eastAsia="Arial"/>
+          <w:rFonts w:ascii="Calibri Light" w:hAnsi="Calibri Light" w:eastAsia="Calibri Light"/>
         </w:rPr>
         <w:t>🔹 Key Features:</w:t>
       </w:r>
@@ -1105,7 +1105,7 @@
       <w:bookmarkEnd w:id="7"/>
       <w:r>
         <w:rPr>
-          <w:rFonts w:ascii="Arial" w:hAnsi="Arial" w:eastAsia="Arial"/>
+          <w:rFonts w:ascii="Calibri Light" w:hAnsi="Calibri Light" w:eastAsia="Calibri Light"/>
         </w:rPr>
         <w:t>🧰 Types of NoSQL Databases:</w:t>
       </w:r>
@@ -1412,7 +1412,7 @@
       <w:bookmarkEnd w:id="8"/>
       <w:r>
         <w:rPr>
-          <w:rFonts w:ascii="Arial" w:hAnsi="Arial" w:eastAsia="Arial"/>
+          <w:rFonts w:ascii="Calibri Light" w:hAnsi="Calibri Light" w:eastAsia="Calibri Light"/>
         </w:rPr>
         <w:t>🗂️ 1. Document-Based Databases</w:t>
       </w:r>
@@ -1514,7 +1514,7 @@
       <w:bookmarkEnd w:id="9"/>
       <w:r>
         <w:rPr>
-          <w:rFonts w:ascii="Arial" w:hAnsi="Arial" w:eastAsia="Arial"/>
+          <w:rFonts w:ascii="Calibri Light" w:hAnsi="Calibri Light" w:eastAsia="Calibri Light"/>
         </w:rPr>
         <w:t>🔸 Description:</w:t>
       </w:r>
@@ -1673,7 +1673,7 @@
       <w:bookmarkEnd w:id="10"/>
       <w:r>
         <w:rPr>
-          <w:rFonts w:ascii="Arial" w:hAnsi="Arial" w:eastAsia="Arial"/>
+          <w:rFonts w:ascii="Calibri Light" w:hAnsi="Calibri Light" w:eastAsia="Calibri Light"/>
         </w:rPr>
         <w:t>📌 Features:</w:t>
       </w:r>
@@ -1863,7 +1863,7 @@
       <w:bookmarkEnd w:id="11"/>
       <w:r>
         <w:rPr>
-          <w:rFonts w:ascii="Arial" w:hAnsi="Arial" w:eastAsia="Arial"/>
+          <w:rFonts w:ascii="Calibri Light" w:hAnsi="Calibri Light" w:eastAsia="Calibri Light"/>
         </w:rPr>
         <w:t>🔧 Common Use Cases:</w:t>
       </w:r>
@@ -2003,7 +2003,7 @@
       <w:bookmarkEnd w:id="12"/>
       <w:r>
         <w:rPr>
-          <w:rFonts w:ascii="Arial" w:hAnsi="Arial" w:eastAsia="Arial"/>
+          <w:rFonts w:ascii="Calibri Light" w:hAnsi="Calibri Light" w:eastAsia="Calibri Light"/>
         </w:rPr>
         <w:t>🌟 Examples:</w:t>
       </w:r>
@@ -2019,7 +2019,7 @@
       <w:bookmarkEnd w:id="13"/>
       <w:r>
         <w:rPr>
-          <w:rFonts w:ascii="Arial" w:eastAsia="Arial" w:hAnsi="Arial" w:cs="Arial Unicode MS"/>
+          <w:rFonts w:ascii="Calibri Light" w:eastAsia="Calibri Light" w:hAnsi="Calibri Light" w:cs="Arial Unicode MS"/>
         </w:rPr>
         <w:t>✅ MongoDB:</w:t>
       </w:r>
@@ -2323,7 +2323,7 @@
       <w:bookmarkEnd w:id="14"/>
       <w:r>
         <w:rPr>
-          <w:rFonts w:ascii="Arial" w:eastAsia="Arial" w:hAnsi="Arial" w:cs="Arial Unicode MS"/>
+          <w:rFonts w:ascii="Calibri Light" w:eastAsia="Calibri Light" w:hAnsi="Calibri Light" w:cs="Arial Unicode MS"/>
         </w:rPr>
         <w:t>✅ CouchDB:</w:t>
       </w:r>
@@ -2483,7 +2483,7 @@
       <w:bookmarkEnd w:id="15"/>
       <w:r>
         <w:rPr>
-          <w:rFonts w:ascii="Arial" w:hAnsi="Arial" w:eastAsia="Arial"/>
+          <w:rFonts w:ascii="Calibri Light" w:hAnsi="Calibri Light" w:eastAsia="Calibri Light"/>
         </w:rPr>
         <w:t>🔑 2. Key-Value Stores</w:t>
       </w:r>
@@ -2584,7 +2584,7 @@
       <w:bookmarkEnd w:id="16"/>
       <w:r>
         <w:rPr>
-          <w:rFonts w:ascii="Arial" w:hAnsi="Arial" w:eastAsia="Arial"/>
+          <w:rFonts w:ascii="Calibri Light" w:hAnsi="Calibri Light" w:eastAsia="Calibri Light"/>
         </w:rPr>
         <w:t>🔸 Description:</w:t>
       </w:r>
@@ -2741,7 +2741,7 @@
       <w:bookmarkEnd w:id="17"/>
       <w:r>
         <w:rPr>
-          <w:rFonts w:ascii="Arial" w:hAnsi="Arial" w:eastAsia="Arial"/>
+          <w:rFonts w:ascii="Calibri Light" w:hAnsi="Calibri Light" w:eastAsia="Calibri Light"/>
         </w:rPr>
         <w:t>📌 Features:</w:t>
       </w:r>
@@ -2895,7 +2895,7 @@
       <w:bookmarkEnd w:id="18"/>
       <w:r>
         <w:rPr>
-          <w:rFonts w:ascii="Arial" w:hAnsi="Arial" w:eastAsia="Arial"/>
+          <w:rFonts w:ascii="Calibri Light" w:hAnsi="Calibri Light" w:eastAsia="Calibri Light"/>
         </w:rPr>
         <w:t>🔧 Common Use Cases:</w:t>
       </w:r>
@@ -3054,7 +3054,7 @@
       <w:bookmarkEnd w:id="19"/>
       <w:r>
         <w:rPr>
-          <w:rFonts w:ascii="Arial" w:hAnsi="Arial" w:eastAsia="Arial"/>
+          <w:rFonts w:ascii="Calibri Light" w:hAnsi="Calibri Light" w:eastAsia="Calibri Light"/>
         </w:rPr>
         <w:t>🌟 Examples:</w:t>
       </w:r>
@@ -3070,7 +3070,7 @@
       <w:bookmarkEnd w:id="20"/>
       <w:r>
         <w:rPr>
-          <w:rFonts w:ascii="Arial" w:eastAsia="Arial" w:hAnsi="Arial" w:cs="Arial Unicode MS"/>
+          <w:rFonts w:ascii="Calibri Light" w:eastAsia="Calibri Light" w:hAnsi="Calibri Light" w:cs="Arial Unicode MS"/>
         </w:rPr>
         <w:t>✅ Redis:</w:t>
       </w:r>
@@ -3321,7 +3321,7 @@
       <w:bookmarkEnd w:id="21"/>
       <w:r>
         <w:rPr>
-          <w:rFonts w:ascii="Arial" w:eastAsia="Arial" w:hAnsi="Arial" w:cs="Arial Unicode MS"/>
+          <w:rFonts w:ascii="Calibri Light" w:eastAsia="Calibri Light" w:hAnsi="Calibri Light" w:cs="Arial Unicode MS"/>
         </w:rPr>
         <w:t>✅ Amazon DynamoDB:</w:t>
       </w:r>
@@ -3492,7 +3492,7 @@
       <w:bookmarkEnd w:id="22"/>
       <w:r>
         <w:rPr>
-          <w:rFonts w:ascii="Arial" w:hAnsi="Arial" w:eastAsia="Arial"/>
+          <w:rFonts w:ascii="Calibri Light" w:hAnsi="Calibri Light" w:eastAsia="Calibri Light"/>
         </w:rPr>
         <w:t>📊 3. Column-Based Databases</w:t>
       </w:r>
@@ -3593,7 +3593,7 @@
       <w:bookmarkEnd w:id="23"/>
       <w:r>
         <w:rPr>
-          <w:rFonts w:ascii="Arial" w:hAnsi="Arial" w:eastAsia="Arial"/>
+          <w:rFonts w:ascii="Calibri Light" w:hAnsi="Calibri Light" w:eastAsia="Calibri Light"/>
         </w:rPr>
         <w:t>🔸 Description:</w:t>
       </w:r>
@@ -3720,7 +3720,7 @@
       <w:bookmarkEnd w:id="24"/>
       <w:r>
         <w:rPr>
-          <w:rFonts w:ascii="Arial" w:hAnsi="Arial" w:eastAsia="Arial"/>
+          <w:rFonts w:ascii="Calibri Light" w:hAnsi="Calibri Light" w:eastAsia="Calibri Light"/>
         </w:rPr>
         <w:t>📌 Features:</w:t>
       </w:r>
@@ -3909,7 +3909,7 @@
       <w:bookmarkEnd w:id="25"/>
       <w:r>
         <w:rPr>
-          <w:rFonts w:ascii="Arial" w:hAnsi="Arial" w:eastAsia="Arial"/>
+          <w:rFonts w:ascii="Calibri Light" w:hAnsi="Calibri Light" w:eastAsia="Calibri Light"/>
         </w:rPr>
         <w:t>🔧 Common Use Cases:</w:t>
       </w:r>
@@ -4078,7 +4078,7 @@
       <w:bookmarkEnd w:id="26"/>
       <w:r>
         <w:rPr>
-          <w:rFonts w:ascii="Arial" w:hAnsi="Arial" w:eastAsia="Arial"/>
+          <w:rFonts w:ascii="Calibri Light" w:hAnsi="Calibri Light" w:eastAsia="Calibri Light"/>
           <w:b/>
           <w:bCs/>
           <w:color w:val="000000"/>
@@ -4099,7 +4099,7 @@
       <w:bookmarkEnd w:id="27"/>
       <w:r>
         <w:rPr>
-          <w:rFonts w:ascii="Arial" w:eastAsia="Arial" w:hAnsi="Arial" w:cs="Arial Unicode MS"/>
+          <w:rFonts w:ascii="Calibri Light" w:eastAsia="Calibri Light" w:hAnsi="Calibri Light" w:cs="Arial Unicode MS"/>
         </w:rPr>
         <w:t>✅ Apache Cassandra:</w:t>
       </w:r>
@@ -4358,7 +4358,7 @@
       <w:bookmarkEnd w:id="28"/>
       <w:r>
         <w:rPr>
-          <w:rFonts w:ascii="Arial" w:eastAsia="Arial" w:hAnsi="Arial" w:cs="Arial Unicode MS"/>
+          <w:rFonts w:ascii="Calibri Light" w:eastAsia="Calibri Light" w:hAnsi="Calibri Light" w:cs="Arial Unicode MS"/>
         </w:rPr>
         <w:t>✅ HBase:</w:t>
       </w:r>
@@ -4508,7 +4508,7 @@
       <w:bookmarkEnd w:id="29"/>
       <w:r>
         <w:rPr>
-          <w:rFonts w:ascii="Arial" w:hAnsi="Arial" w:eastAsia="Arial"/>
+          <w:rFonts w:ascii="Calibri Light" w:hAnsi="Calibri Light" w:eastAsia="Calibri Light"/>
         </w:rPr>
         <w:t>🔗 4. Graph-Based Databases</w:t>
       </w:r>
@@ -4609,7 +4609,7 @@
       <w:bookmarkEnd w:id="30"/>
       <w:r>
         <w:rPr>
-          <w:rFonts w:ascii="Arial" w:hAnsi="Arial" w:eastAsia="Arial"/>
+          <w:rFonts w:ascii="Calibri Light" w:hAnsi="Calibri Light" w:eastAsia="Calibri Light"/>
         </w:rPr>
         <w:t>🔸 Description:</w:t>
       </w:r>
@@ -4739,7 +4739,7 @@
       <w:bookmarkEnd w:id="31"/>
       <w:r>
         <w:rPr>
-          <w:rFonts w:ascii="Arial" w:hAnsi="Arial" w:eastAsia="Arial"/>
+          <w:rFonts w:ascii="Calibri Light" w:hAnsi="Calibri Light" w:eastAsia="Calibri Light"/>
         </w:rPr>
         <w:t>📌 Features:</w:t>
       </w:r>
@@ -4910,7 +4910,7 @@
       <w:bookmarkEnd w:id="32"/>
       <w:r>
         <w:rPr>
-          <w:rFonts w:ascii="Arial" w:hAnsi="Arial" w:eastAsia="Arial"/>
+          <w:rFonts w:ascii="Calibri Light" w:hAnsi="Calibri Light" w:eastAsia="Calibri Light"/>
         </w:rPr>
         <w:t>🔧 Common Use Cases:</w:t>
       </w:r>
@@ -5071,7 +5071,7 @@
       <w:bookmarkEnd w:id="33"/>
       <w:r>
         <w:rPr>
-          <w:rFonts w:ascii="Arial" w:hAnsi="Arial" w:eastAsia="Arial"/>
+          <w:rFonts w:ascii="Calibri Light" w:hAnsi="Calibri Light" w:eastAsia="Calibri Light"/>
         </w:rPr>
         <w:t>🌟 Example:</w:t>
       </w:r>
@@ -5087,7 +5087,7 @@
       <w:bookmarkEnd w:id="34"/>
       <w:r>
         <w:rPr>
-          <w:rFonts w:ascii="Arial" w:eastAsia="Arial" w:hAnsi="Arial" w:cs="Arial Unicode MS"/>
+          <w:rFonts w:ascii="Calibri Light" w:eastAsia="Calibri Light" w:hAnsi="Calibri Light" w:cs="Arial Unicode MS"/>
         </w:rPr>
         <w:t>✅ Neo4j:</w:t>
       </w:r>
@@ -5408,7 +5408,7 @@
       <w:bookmarkEnd w:id="35"/>
       <w:r>
         <w:rPr>
-          <w:rFonts w:ascii="Arial" w:eastAsia="Arial" w:hAnsi="Arial" w:cs="Arial Unicode MS"/>
+          <w:rFonts w:ascii="Calibri Light" w:eastAsia="Calibri Light" w:hAnsi="Calibri Light" w:cs="Arial Unicode MS"/>
         </w:rPr>
         <w:t>✅ Summary Table</w:t>
       </w:r>
@@ -6112,7 +6112,7 @@
       <w:bookmarkEnd w:id="36"/>
       <w:r>
         <w:rPr>
-          <w:rFonts w:ascii="Arial" w:hAnsi="Arial" w:eastAsia="Arial"/>
+          <w:rFonts w:ascii="Calibri Light" w:hAnsi="Calibri Light" w:eastAsia="Calibri Light"/>
         </w:rPr>
         <w:t>🧾 Example (MongoDB document):</w:t>
       </w:r>
@@ -6286,7 +6286,7 @@
       <w:bookmarkEnd w:id="38"/>
       <w:r>
         <w:rPr>
-          <w:rFonts w:ascii="Arial" w:hAnsi="Arial" w:eastAsia="Arial"/>
+          <w:rFonts w:ascii="Calibri Light" w:hAnsi="Calibri Light" w:eastAsia="Calibri Light"/>
         </w:rPr>
         <w:t>⚖️ SQL vs NoSQL Summary</w:t>
       </w:r>
